--- a/Optimalisasi-dan-Automasi/Modul-Word/Modul-13-Supervised-Learning-dan-Logistic-Regression.docx
+++ b/Optimalisasi-dan-Automasi/Modul-Word/Modul-13-Supervised-Learning-dan-Logistic-Regression.docx
@@ -2667,7 +2667,7 @@
       <w:r>
         <w:drawing>
           <wp:inline xmlns:a="http://schemas.openxmlformats.org/drawingml/2006/main" xmlns:pic="http://schemas.openxmlformats.org/drawingml/2006/picture">
-            <wp:extent cx="6912032" cy="1936865"/>
+            <wp:extent cx="5472000" cy="1533344"/>
             <wp:docPr id="1858245148" name="Picture 1858245148"/>
             <wp:cNvGraphicFramePr>
               <a:graphicFrameLocks noChangeAspect="1"/>
@@ -2688,7 +2688,7 @@
                   <pic:spPr>
                     <a:xfrm>
                       <a:off x="0" y="0"/>
-                      <a:ext cx="6912032" cy="1936865"/>
+                      <a:ext cx="5472000" cy="1533344"/>
                     </a:xfrm>
                     <a:prstGeom prst="rect"/>
                   </pic:spPr>
@@ -3580,7 +3580,7 @@
       <w:r>
         <w:drawing>
           <wp:inline xmlns:a="http://schemas.openxmlformats.org/drawingml/2006/main" xmlns:pic="http://schemas.openxmlformats.org/drawingml/2006/picture">
-            <wp:extent cx="7880465" cy="3674225"/>
+            <wp:extent cx="5472000" cy="2551291"/>
             <wp:docPr id="1858245149" name="Picture 1858245149"/>
             <wp:cNvGraphicFramePr>
               <a:graphicFrameLocks noChangeAspect="1"/>
@@ -3601,7 +3601,7 @@
                   <pic:spPr>
                     <a:xfrm>
                       <a:off x="0" y="0"/>
-                      <a:ext cx="7880465" cy="3674225"/>
+                      <a:ext cx="5472000" cy="2551291"/>
                     </a:xfrm>
                     <a:prstGeom prst="rect"/>
                   </pic:spPr>
@@ -3715,7 +3715,7 @@
       <w:r>
         <w:drawing>
           <wp:inline xmlns:a="http://schemas.openxmlformats.org/drawingml/2006/main" xmlns:pic="http://schemas.openxmlformats.org/drawingml/2006/picture">
-            <wp:extent cx="9164781" cy="3857105"/>
+            <wp:extent cx="5472000" cy="2302955"/>
             <wp:docPr id="1858245150" name="Picture 1858245150"/>
             <wp:cNvGraphicFramePr>
               <a:graphicFrameLocks noChangeAspect="1"/>
@@ -3736,7 +3736,7 @@
                   <pic:spPr>
                     <a:xfrm>
                       <a:off x="0" y="0"/>
-                      <a:ext cx="9164781" cy="3857105"/>
+                      <a:ext cx="5472000" cy="2302955"/>
                     </a:xfrm>
                     <a:prstGeom prst="rect"/>
                   </pic:spPr>
@@ -4425,7 +4425,7 @@
       <w:r>
         <w:drawing>
           <wp:inline xmlns:a="http://schemas.openxmlformats.org/drawingml/2006/main" xmlns:pic="http://schemas.openxmlformats.org/drawingml/2006/picture">
-            <wp:extent cx="4975167" cy="4754880"/>
+            <wp:extent cx="4708479" cy="4500000"/>
             <wp:docPr id="1858245151" name="Picture 1858245151"/>
             <wp:cNvGraphicFramePr>
               <a:graphicFrameLocks noChangeAspect="1"/>
@@ -4446,7 +4446,7 @@
                   <pic:spPr>
                     <a:xfrm>
                       <a:off x="0" y="0"/>
-                      <a:ext cx="4975167" cy="4754880"/>
+                      <a:ext cx="4708479" cy="4500000"/>
                     </a:xfrm>
                     <a:prstGeom prst="rect"/>
                   </pic:spPr>
@@ -4497,7 +4497,7 @@
       <w:r>
         <w:drawing>
           <wp:inline xmlns:a="http://schemas.openxmlformats.org/drawingml/2006/main" xmlns:pic="http://schemas.openxmlformats.org/drawingml/2006/picture">
-            <wp:extent cx="6787341" cy="4027516"/>
+            <wp:extent cx="5472000" cy="3247011"/>
             <wp:docPr id="1858245152" name="Picture 1858245152"/>
             <wp:cNvGraphicFramePr>
               <a:graphicFrameLocks noChangeAspect="1"/>
@@ -4518,7 +4518,7 @@
                   <pic:spPr>
                     <a:xfrm>
                       <a:off x="0" y="0"/>
-                      <a:ext cx="6787341" cy="4027516"/>
+                      <a:ext cx="5472000" cy="3247011"/>
                     </a:xfrm>
                     <a:prstGeom prst="rect"/>
                   </pic:spPr>
@@ -5055,7 +5055,7 @@
       <w:r>
         <w:drawing>
           <wp:inline xmlns:a="http://schemas.openxmlformats.org/drawingml/2006/main" xmlns:pic="http://schemas.openxmlformats.org/drawingml/2006/picture">
-            <wp:extent cx="8611985" cy="3395749"/>
+            <wp:extent cx="5472000" cy="2157637"/>
             <wp:docPr id="1858245153" name="Picture 1858245153"/>
             <wp:cNvGraphicFramePr>
               <a:graphicFrameLocks noChangeAspect="1"/>
@@ -5076,7 +5076,7 @@
                   <pic:spPr>
                     <a:xfrm>
                       <a:off x="0" y="0"/>
-                      <a:ext cx="8611985" cy="3395749"/>
+                      <a:ext cx="5472000" cy="2157637"/>
                     </a:xfrm>
                     <a:prstGeom prst="rect"/>
                   </pic:spPr>
@@ -5127,7 +5127,7 @@
       <w:r>
         <w:drawing>
           <wp:inline xmlns:a="http://schemas.openxmlformats.org/drawingml/2006/main" xmlns:pic="http://schemas.openxmlformats.org/drawingml/2006/picture">
-            <wp:extent cx="9347661" cy="3345872"/>
+            <wp:extent cx="5472000" cy="1958630"/>
             <wp:docPr id="1858245154" name="Picture 1858245154"/>
             <wp:cNvGraphicFramePr>
               <a:graphicFrameLocks noChangeAspect="1"/>
@@ -5148,7 +5148,7 @@
                   <pic:spPr>
                     <a:xfrm>
                       <a:off x="0" y="0"/>
-                      <a:ext cx="9347661" cy="3345872"/>
+                      <a:ext cx="5472000" cy="1958630"/>
                     </a:xfrm>
                     <a:prstGeom prst="rect"/>
                   </pic:spPr>
@@ -5369,7 +5369,7 @@
       <w:r>
         <w:drawing>
           <wp:inline xmlns:a="http://schemas.openxmlformats.org/drawingml/2006/main" xmlns:pic="http://schemas.openxmlformats.org/drawingml/2006/picture">
-            <wp:extent cx="4060767" cy="5469774"/>
+            <wp:extent cx="3340805" cy="4499999"/>
             <wp:docPr id="1858245155" name="Picture 1858245155"/>
             <wp:cNvGraphicFramePr>
               <a:graphicFrameLocks noChangeAspect="1"/>
@@ -5390,7 +5390,7 @@
                   <pic:spPr>
                     <a:xfrm>
                       <a:off x="0" y="0"/>
-                      <a:ext cx="4060767" cy="5469774"/>
+                      <a:ext cx="3340805" cy="4499999"/>
                     </a:xfrm>
                     <a:prstGeom prst="rect"/>
                   </pic:spPr>

--- a/Optimalisasi-dan-Automasi/Modul-Word/Modul-13-Supervised-Learning-dan-Logistic-Regression.docx
+++ b/Optimalisasi-dan-Automasi/Modul-Word/Modul-13-Supervised-Learning-dan-Logistic-Regression.docx
@@ -2877,12 +2877,18 @@
         <w:tc>
           <w:tcPr>
             <w:tcW w:type="dxa" w:w="2197"/>
+            <w:tcMar>
+              <w:top w:w="40" w:type="dxa"/>
+              <w:bottom w:w="40" w:type="dxa"/>
+              <w:left w:w="100" w:type="dxa"/>
+              <w:right w:w="100" w:type="dxa"/>
+            </w:tcMar>
             <w:shd w:val="clear" w:fill="DCE4F1"/>
           </w:tcPr>
           <w:p>
             <w:pPr>
               <w:keepNext/>
-              <w:spacing w:after="0"/>
+              <w:spacing w:line="240" w:lineRule="auto" w:before="0" w:after="0"/>
             </w:pPr>
             <w:r>
               <w:rPr>
@@ -2898,12 +2904,18 @@
         <w:tc>
           <w:tcPr>
             <w:tcW w:type="dxa" w:w="2197"/>
+            <w:tcMar>
+              <w:top w:w="40" w:type="dxa"/>
+              <w:bottom w:w="40" w:type="dxa"/>
+              <w:left w:w="100" w:type="dxa"/>
+              <w:right w:w="100" w:type="dxa"/>
+            </w:tcMar>
             <w:shd w:val="clear" w:fill="DCE4F1"/>
           </w:tcPr>
           <w:p>
             <w:pPr>
               <w:keepNext/>
-              <w:spacing w:after="0"/>
+              <w:spacing w:line="240" w:lineRule="auto" w:before="0" w:after="0"/>
             </w:pPr>
             <w:r>
               <w:rPr>
@@ -2919,12 +2931,18 @@
         <w:tc>
           <w:tcPr>
             <w:tcW w:type="dxa" w:w="2197"/>
+            <w:tcMar>
+              <w:top w:w="40" w:type="dxa"/>
+              <w:bottom w:w="40" w:type="dxa"/>
+              <w:left w:w="100" w:type="dxa"/>
+              <w:right w:w="100" w:type="dxa"/>
+            </w:tcMar>
             <w:shd w:val="clear" w:fill="DCE4F1"/>
           </w:tcPr>
           <w:p>
             <w:pPr>
               <w:keepNext/>
-              <w:spacing w:after="0"/>
+              <w:spacing w:line="240" w:lineRule="auto" w:before="0" w:after="0"/>
             </w:pPr>
             <w:r>
               <w:rPr>
@@ -2940,12 +2958,18 @@
         <w:tc>
           <w:tcPr>
             <w:tcW w:type="dxa" w:w="2197"/>
+            <w:tcMar>
+              <w:top w:w="40" w:type="dxa"/>
+              <w:bottom w:w="40" w:type="dxa"/>
+              <w:left w:w="100" w:type="dxa"/>
+              <w:right w:w="100" w:type="dxa"/>
+            </w:tcMar>
             <w:shd w:val="clear" w:fill="DCE4F1"/>
           </w:tcPr>
           <w:p>
             <w:pPr>
               <w:keepNext/>
-              <w:spacing w:after="0"/>
+              <w:spacing w:line="240" w:lineRule="auto" w:before="0" w:after="0"/>
             </w:pPr>
             <w:r>
               <w:rPr>
@@ -2966,11 +2990,17 @@
         <w:tc>
           <w:tcPr>
             <w:tcW w:type="dxa" w:w="2197"/>
+            <w:tcMar>
+              <w:top w:w="40" w:type="dxa"/>
+              <w:bottom w:w="40" w:type="dxa"/>
+              <w:left w:w="100" w:type="dxa"/>
+              <w:right w:w="100" w:type="dxa"/>
+            </w:tcMar>
           </w:tcPr>
           <w:p>
             <w:pPr>
               <w:keepNext/>
-              <w:spacing w:after="0"/>
+              <w:spacing w:line="240" w:lineRule="auto" w:before="0" w:after="0"/>
             </w:pPr>
             <w:r>
               <w:rPr>
@@ -2986,11 +3016,17 @@
         <w:tc>
           <w:tcPr>
             <w:tcW w:type="dxa" w:w="2197"/>
+            <w:tcMar>
+              <w:top w:w="40" w:type="dxa"/>
+              <w:bottom w:w="40" w:type="dxa"/>
+              <w:left w:w="100" w:type="dxa"/>
+              <w:right w:w="100" w:type="dxa"/>
+            </w:tcMar>
           </w:tcPr>
           <w:p>
             <w:pPr>
               <w:keepNext/>
-              <w:spacing w:after="0"/>
+              <w:spacing w:line="240" w:lineRule="auto" w:before="0" w:after="0"/>
             </w:pPr>
             <w:r>
               <w:rPr>
@@ -3006,11 +3042,17 @@
         <w:tc>
           <w:tcPr>
             <w:tcW w:type="dxa" w:w="2197"/>
+            <w:tcMar>
+              <w:top w:w="40" w:type="dxa"/>
+              <w:bottom w:w="40" w:type="dxa"/>
+              <w:left w:w="100" w:type="dxa"/>
+              <w:right w:w="100" w:type="dxa"/>
+            </w:tcMar>
           </w:tcPr>
           <w:p>
             <w:pPr>
               <w:keepNext/>
-              <w:spacing w:after="0"/>
+              <w:spacing w:line="240" w:lineRule="auto" w:before="0" w:after="0"/>
             </w:pPr>
             <w:r>
               <w:rPr>
@@ -3026,11 +3068,17 @@
         <w:tc>
           <w:tcPr>
             <w:tcW w:type="dxa" w:w="2197"/>
+            <w:tcMar>
+              <w:top w:w="40" w:type="dxa"/>
+              <w:bottom w:w="40" w:type="dxa"/>
+              <w:left w:w="100" w:type="dxa"/>
+              <w:right w:w="100" w:type="dxa"/>
+            </w:tcMar>
           </w:tcPr>
           <w:p>
             <w:pPr>
               <w:keepNext/>
-              <w:spacing w:after="0"/>
+              <w:spacing w:line="240" w:lineRule="auto" w:before="0" w:after="0"/>
             </w:pPr>
             <w:r>
               <w:rPr>
@@ -3051,11 +3099,17 @@
         <w:tc>
           <w:tcPr>
             <w:tcW w:type="dxa" w:w="2197"/>
+            <w:tcMar>
+              <w:top w:w="40" w:type="dxa"/>
+              <w:bottom w:w="40" w:type="dxa"/>
+              <w:left w:w="100" w:type="dxa"/>
+              <w:right w:w="100" w:type="dxa"/>
+            </w:tcMar>
           </w:tcPr>
           <w:p>
             <w:pPr>
               <w:keepNext/>
-              <w:spacing w:after="0"/>
+              <w:spacing w:line="240" w:lineRule="auto" w:before="0" w:after="0"/>
             </w:pPr>
             <w:r>
               <w:rPr>
@@ -3071,11 +3125,17 @@
         <w:tc>
           <w:tcPr>
             <w:tcW w:type="dxa" w:w="2197"/>
+            <w:tcMar>
+              <w:top w:w="40" w:type="dxa"/>
+              <w:bottom w:w="40" w:type="dxa"/>
+              <w:left w:w="100" w:type="dxa"/>
+              <w:right w:w="100" w:type="dxa"/>
+            </w:tcMar>
           </w:tcPr>
           <w:p>
             <w:pPr>
               <w:keepNext/>
-              <w:spacing w:after="0"/>
+              <w:spacing w:line="240" w:lineRule="auto" w:before="0" w:after="0"/>
             </w:pPr>
             <w:r>
               <w:rPr>
@@ -3091,11 +3151,17 @@
         <w:tc>
           <w:tcPr>
             <w:tcW w:type="dxa" w:w="2197"/>
+            <w:tcMar>
+              <w:top w:w="40" w:type="dxa"/>
+              <w:bottom w:w="40" w:type="dxa"/>
+              <w:left w:w="100" w:type="dxa"/>
+              <w:right w:w="100" w:type="dxa"/>
+            </w:tcMar>
           </w:tcPr>
           <w:p>
             <w:pPr>
               <w:keepNext/>
-              <w:spacing w:after="0"/>
+              <w:spacing w:line="240" w:lineRule="auto" w:before="0" w:after="0"/>
             </w:pPr>
             <w:r>
               <w:rPr>
@@ -3111,11 +3177,17 @@
         <w:tc>
           <w:tcPr>
             <w:tcW w:type="dxa" w:w="2197"/>
+            <w:tcMar>
+              <w:top w:w="40" w:type="dxa"/>
+              <w:bottom w:w="40" w:type="dxa"/>
+              <w:left w:w="100" w:type="dxa"/>
+              <w:right w:w="100" w:type="dxa"/>
+            </w:tcMar>
           </w:tcPr>
           <w:p>
             <w:pPr>
               <w:keepNext/>
-              <w:spacing w:after="0"/>
+              <w:spacing w:line="240" w:lineRule="auto" w:before="0" w:after="0"/>
             </w:pPr>
             <w:r>
               <w:rPr>
@@ -3136,11 +3208,17 @@
         <w:tc>
           <w:tcPr>
             <w:tcW w:type="dxa" w:w="2197"/>
+            <w:tcMar>
+              <w:top w:w="40" w:type="dxa"/>
+              <w:bottom w:w="40" w:type="dxa"/>
+              <w:left w:w="100" w:type="dxa"/>
+              <w:right w:w="100" w:type="dxa"/>
+            </w:tcMar>
           </w:tcPr>
           <w:p>
             <w:pPr>
               <w:keepNext/>
-              <w:spacing w:after="0"/>
+              <w:spacing w:line="240" w:lineRule="auto" w:before="0" w:after="0"/>
             </w:pPr>
             <w:r>
               <w:rPr>
@@ -3156,11 +3234,17 @@
         <w:tc>
           <w:tcPr>
             <w:tcW w:type="dxa" w:w="2197"/>
+            <w:tcMar>
+              <w:top w:w="40" w:type="dxa"/>
+              <w:bottom w:w="40" w:type="dxa"/>
+              <w:left w:w="100" w:type="dxa"/>
+              <w:right w:w="100" w:type="dxa"/>
+            </w:tcMar>
           </w:tcPr>
           <w:p>
             <w:pPr>
               <w:keepNext/>
-              <w:spacing w:after="0"/>
+              <w:spacing w:line="240" w:lineRule="auto" w:before="0" w:after="0"/>
             </w:pPr>
             <w:r>
               <w:rPr>
@@ -3176,11 +3260,17 @@
         <w:tc>
           <w:tcPr>
             <w:tcW w:type="dxa" w:w="2197"/>
+            <w:tcMar>
+              <w:top w:w="40" w:type="dxa"/>
+              <w:bottom w:w="40" w:type="dxa"/>
+              <w:left w:w="100" w:type="dxa"/>
+              <w:right w:w="100" w:type="dxa"/>
+            </w:tcMar>
           </w:tcPr>
           <w:p>
             <w:pPr>
               <w:keepNext/>
-              <w:spacing w:after="0"/>
+              <w:spacing w:line="240" w:lineRule="auto" w:before="0" w:after="0"/>
             </w:pPr>
             <w:r>
               <w:rPr>
@@ -3196,11 +3286,17 @@
         <w:tc>
           <w:tcPr>
             <w:tcW w:type="dxa" w:w="2197"/>
+            <w:tcMar>
+              <w:top w:w="40" w:type="dxa"/>
+              <w:bottom w:w="40" w:type="dxa"/>
+              <w:left w:w="100" w:type="dxa"/>
+              <w:right w:w="100" w:type="dxa"/>
+            </w:tcMar>
           </w:tcPr>
           <w:p>
             <w:pPr>
               <w:keepNext/>
-              <w:spacing w:after="0"/>
+              <w:spacing w:line="240" w:lineRule="auto" w:before="0" w:after="0"/>
             </w:pPr>
             <w:r>
               <w:rPr>
@@ -3221,11 +3317,17 @@
         <w:tc>
           <w:tcPr>
             <w:tcW w:type="dxa" w:w="2197"/>
+            <w:tcMar>
+              <w:top w:w="40" w:type="dxa"/>
+              <w:bottom w:w="40" w:type="dxa"/>
+              <w:left w:w="100" w:type="dxa"/>
+              <w:right w:w="100" w:type="dxa"/>
+            </w:tcMar>
           </w:tcPr>
           <w:p>
             <w:pPr>
               <w:keepNext/>
-              <w:spacing w:after="0"/>
+              <w:spacing w:line="240" w:lineRule="auto" w:before="0" w:after="0"/>
             </w:pPr>
             <w:r>
               <w:rPr>
@@ -3241,11 +3343,17 @@
         <w:tc>
           <w:tcPr>
             <w:tcW w:type="dxa" w:w="2197"/>
+            <w:tcMar>
+              <w:top w:w="40" w:type="dxa"/>
+              <w:bottom w:w="40" w:type="dxa"/>
+              <w:left w:w="100" w:type="dxa"/>
+              <w:right w:w="100" w:type="dxa"/>
+            </w:tcMar>
           </w:tcPr>
           <w:p>
             <w:pPr>
               <w:keepNext/>
-              <w:spacing w:after="0"/>
+              <w:spacing w:line="240" w:lineRule="auto" w:before="0" w:after="0"/>
             </w:pPr>
             <w:r>
               <w:rPr>
@@ -3261,11 +3369,17 @@
         <w:tc>
           <w:tcPr>
             <w:tcW w:type="dxa" w:w="2197"/>
+            <w:tcMar>
+              <w:top w:w="40" w:type="dxa"/>
+              <w:bottom w:w="40" w:type="dxa"/>
+              <w:left w:w="100" w:type="dxa"/>
+              <w:right w:w="100" w:type="dxa"/>
+            </w:tcMar>
           </w:tcPr>
           <w:p>
             <w:pPr>
               <w:keepNext/>
-              <w:spacing w:after="0"/>
+              <w:spacing w:line="240" w:lineRule="auto" w:before="0" w:after="0"/>
             </w:pPr>
             <w:r>
               <w:rPr>
@@ -3281,11 +3395,17 @@
         <w:tc>
           <w:tcPr>
             <w:tcW w:type="dxa" w:w="2197"/>
+            <w:tcMar>
+              <w:top w:w="40" w:type="dxa"/>
+              <w:bottom w:w="40" w:type="dxa"/>
+              <w:left w:w="100" w:type="dxa"/>
+              <w:right w:w="100" w:type="dxa"/>
+            </w:tcMar>
           </w:tcPr>
           <w:p>
             <w:pPr>
               <w:keepNext/>
-              <w:spacing w:after="0"/>
+              <w:spacing w:line="240" w:lineRule="auto" w:before="0" w:after="0"/>
             </w:pPr>
             <w:r>
               <w:rPr>
@@ -3306,11 +3426,17 @@
         <w:tc>
           <w:tcPr>
             <w:tcW w:type="dxa" w:w="2197"/>
+            <w:tcMar>
+              <w:top w:w="40" w:type="dxa"/>
+              <w:bottom w:w="40" w:type="dxa"/>
+              <w:left w:w="100" w:type="dxa"/>
+              <w:right w:w="100" w:type="dxa"/>
+            </w:tcMar>
           </w:tcPr>
           <w:p>
             <w:pPr>
               <w:keepNext/>
-              <w:spacing w:after="0"/>
+              <w:spacing w:line="240" w:lineRule="auto" w:before="0" w:after="0"/>
             </w:pPr>
             <w:r>
               <w:rPr>
@@ -3326,11 +3452,17 @@
         <w:tc>
           <w:tcPr>
             <w:tcW w:type="dxa" w:w="2197"/>
+            <w:tcMar>
+              <w:top w:w="40" w:type="dxa"/>
+              <w:bottom w:w="40" w:type="dxa"/>
+              <w:left w:w="100" w:type="dxa"/>
+              <w:right w:w="100" w:type="dxa"/>
+            </w:tcMar>
           </w:tcPr>
           <w:p>
             <w:pPr>
               <w:keepNext/>
-              <w:spacing w:after="0"/>
+              <w:spacing w:line="240" w:lineRule="auto" w:before="0" w:after="0"/>
             </w:pPr>
             <w:r>
               <w:rPr>
@@ -3346,11 +3478,17 @@
         <w:tc>
           <w:tcPr>
             <w:tcW w:type="dxa" w:w="2197"/>
+            <w:tcMar>
+              <w:top w:w="40" w:type="dxa"/>
+              <w:bottom w:w="40" w:type="dxa"/>
+              <w:left w:w="100" w:type="dxa"/>
+              <w:right w:w="100" w:type="dxa"/>
+            </w:tcMar>
           </w:tcPr>
           <w:p>
             <w:pPr>
               <w:keepNext/>
-              <w:spacing w:after="0"/>
+              <w:spacing w:line="240" w:lineRule="auto" w:before="0" w:after="0"/>
             </w:pPr>
             <w:r>
               <w:rPr>
@@ -3366,11 +3504,17 @@
         <w:tc>
           <w:tcPr>
             <w:tcW w:type="dxa" w:w="2197"/>
+            <w:tcMar>
+              <w:top w:w="40" w:type="dxa"/>
+              <w:bottom w:w="40" w:type="dxa"/>
+              <w:left w:w="100" w:type="dxa"/>
+              <w:right w:w="100" w:type="dxa"/>
+            </w:tcMar>
           </w:tcPr>
           <w:p>
             <w:pPr>
               <w:keepNext/>
-              <w:spacing w:after="0"/>
+              <w:spacing w:line="240" w:lineRule="auto" w:before="0" w:after="0"/>
             </w:pPr>
             <w:r>
               <w:rPr>
@@ -3391,11 +3535,17 @@
         <w:tc>
           <w:tcPr>
             <w:tcW w:type="dxa" w:w="2197"/>
+            <w:tcMar>
+              <w:top w:w="40" w:type="dxa"/>
+              <w:bottom w:w="40" w:type="dxa"/>
+              <w:left w:w="100" w:type="dxa"/>
+              <w:right w:w="100" w:type="dxa"/>
+            </w:tcMar>
           </w:tcPr>
           <w:p>
             <w:pPr>
               <w:keepNext/>
-              <w:spacing w:after="0"/>
+              <w:spacing w:line="240" w:lineRule="auto" w:before="0" w:after="0"/>
             </w:pPr>
             <w:r>
               <w:rPr>
@@ -3411,11 +3561,17 @@
         <w:tc>
           <w:tcPr>
             <w:tcW w:type="dxa" w:w="2197"/>
+            <w:tcMar>
+              <w:top w:w="40" w:type="dxa"/>
+              <w:bottom w:w="40" w:type="dxa"/>
+              <w:left w:w="100" w:type="dxa"/>
+              <w:right w:w="100" w:type="dxa"/>
+            </w:tcMar>
           </w:tcPr>
           <w:p>
             <w:pPr>
               <w:keepNext/>
-              <w:spacing w:after="0"/>
+              <w:spacing w:line="240" w:lineRule="auto" w:before="0" w:after="0"/>
             </w:pPr>
             <w:r>
               <w:rPr>
@@ -3431,11 +3587,17 @@
         <w:tc>
           <w:tcPr>
             <w:tcW w:type="dxa" w:w="2197"/>
+            <w:tcMar>
+              <w:top w:w="40" w:type="dxa"/>
+              <w:bottom w:w="40" w:type="dxa"/>
+              <w:left w:w="100" w:type="dxa"/>
+              <w:right w:w="100" w:type="dxa"/>
+            </w:tcMar>
           </w:tcPr>
           <w:p>
             <w:pPr>
               <w:keepNext/>
-              <w:spacing w:after="0"/>
+              <w:spacing w:line="240" w:lineRule="auto" w:before="0" w:after="0"/>
             </w:pPr>
             <w:r>
               <w:rPr>
@@ -3451,11 +3613,17 @@
         <w:tc>
           <w:tcPr>
             <w:tcW w:type="dxa" w:w="2197"/>
+            <w:tcMar>
+              <w:top w:w="40" w:type="dxa"/>
+              <w:bottom w:w="40" w:type="dxa"/>
+              <w:left w:w="100" w:type="dxa"/>
+              <w:right w:w="100" w:type="dxa"/>
+            </w:tcMar>
           </w:tcPr>
           <w:p>
             <w:pPr>
               <w:keepNext/>
-              <w:spacing w:after="0"/>
+              <w:spacing w:line="240" w:lineRule="auto" w:before="0" w:after="0"/>
             </w:pPr>
             <w:r>
               <w:rPr>
@@ -3476,10 +3644,16 @@
         <w:tc>
           <w:tcPr>
             <w:tcW w:type="dxa" w:w="2197"/>
+            <w:tcMar>
+              <w:top w:w="40" w:type="dxa"/>
+              <w:bottom w:w="40" w:type="dxa"/>
+              <w:left w:w="100" w:type="dxa"/>
+              <w:right w:w="100" w:type="dxa"/>
+            </w:tcMar>
           </w:tcPr>
           <w:p>
             <w:pPr>
-              <w:spacing w:after="0"/>
+              <w:spacing w:line="240" w:lineRule="auto" w:before="0" w:after="0"/>
             </w:pPr>
             <w:r>
               <w:rPr>
@@ -3495,10 +3669,16 @@
         <w:tc>
           <w:tcPr>
             <w:tcW w:type="dxa" w:w="2197"/>
+            <w:tcMar>
+              <w:top w:w="40" w:type="dxa"/>
+              <w:bottom w:w="40" w:type="dxa"/>
+              <w:left w:w="100" w:type="dxa"/>
+              <w:right w:w="100" w:type="dxa"/>
+            </w:tcMar>
           </w:tcPr>
           <w:p>
             <w:pPr>
-              <w:spacing w:after="0"/>
+              <w:spacing w:line="240" w:lineRule="auto" w:before="0" w:after="0"/>
             </w:pPr>
             <w:r>
               <w:rPr>
@@ -3514,10 +3694,16 @@
         <w:tc>
           <w:tcPr>
             <w:tcW w:type="dxa" w:w="2197"/>
+            <w:tcMar>
+              <w:top w:w="40" w:type="dxa"/>
+              <w:bottom w:w="40" w:type="dxa"/>
+              <w:left w:w="100" w:type="dxa"/>
+              <w:right w:w="100" w:type="dxa"/>
+            </w:tcMar>
           </w:tcPr>
           <w:p>
             <w:pPr>
-              <w:spacing w:after="0"/>
+              <w:spacing w:line="240" w:lineRule="auto" w:before="0" w:after="0"/>
             </w:pPr>
             <w:r>
               <w:rPr>
@@ -3533,10 +3719,16 @@
         <w:tc>
           <w:tcPr>
             <w:tcW w:type="dxa" w:w="2197"/>
+            <w:tcMar>
+              <w:top w:w="40" w:type="dxa"/>
+              <w:bottom w:w="40" w:type="dxa"/>
+              <w:left w:w="100" w:type="dxa"/>
+              <w:right w:w="100" w:type="dxa"/>
+            </w:tcMar>
           </w:tcPr>
           <w:p>
             <w:pPr>
-              <w:spacing w:after="0"/>
+              <w:spacing w:line="240" w:lineRule="auto" w:before="0" w:after="0"/>
             </w:pPr>
             <w:r>
               <w:rPr>
@@ -3814,12 +4006,18 @@
         <w:tc>
           <w:tcPr>
             <w:tcW w:type="dxa" w:w="1757"/>
+            <w:tcMar>
+              <w:top w:w="40" w:type="dxa"/>
+              <w:bottom w:w="40" w:type="dxa"/>
+              <w:left w:w="100" w:type="dxa"/>
+              <w:right w:w="100" w:type="dxa"/>
+            </w:tcMar>
             <w:shd w:val="clear" w:fill="DCE4F1"/>
           </w:tcPr>
           <w:p>
             <w:pPr>
               <w:keepNext/>
-              <w:spacing w:after="0"/>
+              <w:spacing w:line="240" w:lineRule="auto" w:before="0" w:after="0"/>
             </w:pPr>
             <w:r>
               <w:rPr>
@@ -3835,12 +4033,18 @@
         <w:tc>
           <w:tcPr>
             <w:tcW w:type="dxa" w:w="1757"/>
+            <w:tcMar>
+              <w:top w:w="40" w:type="dxa"/>
+              <w:bottom w:w="40" w:type="dxa"/>
+              <w:left w:w="100" w:type="dxa"/>
+              <w:right w:w="100" w:type="dxa"/>
+            </w:tcMar>
             <w:shd w:val="clear" w:fill="DCE4F1"/>
           </w:tcPr>
           <w:p>
             <w:pPr>
               <w:keepNext/>
-              <w:spacing w:after="0"/>
+              <w:spacing w:line="240" w:lineRule="auto" w:before="0" w:after="0"/>
             </w:pPr>
             <w:r>
               <w:rPr>
@@ -3856,12 +4060,18 @@
         <w:tc>
           <w:tcPr>
             <w:tcW w:type="dxa" w:w="1757"/>
+            <w:tcMar>
+              <w:top w:w="40" w:type="dxa"/>
+              <w:bottom w:w="40" w:type="dxa"/>
+              <w:left w:w="100" w:type="dxa"/>
+              <w:right w:w="100" w:type="dxa"/>
+            </w:tcMar>
             <w:shd w:val="clear" w:fill="DCE4F1"/>
           </w:tcPr>
           <w:p>
             <w:pPr>
               <w:keepNext/>
-              <w:spacing w:after="0"/>
+              <w:spacing w:line="240" w:lineRule="auto" w:before="0" w:after="0"/>
             </w:pPr>
             <w:r>
               <w:rPr>
@@ -3877,12 +4087,18 @@
         <w:tc>
           <w:tcPr>
             <w:tcW w:type="dxa" w:w="1757"/>
+            <w:tcMar>
+              <w:top w:w="40" w:type="dxa"/>
+              <w:bottom w:w="40" w:type="dxa"/>
+              <w:left w:w="100" w:type="dxa"/>
+              <w:right w:w="100" w:type="dxa"/>
+            </w:tcMar>
             <w:shd w:val="clear" w:fill="DCE4F1"/>
           </w:tcPr>
           <w:p>
             <w:pPr>
               <w:keepNext/>
-              <w:spacing w:after="0"/>
+              <w:spacing w:line="240" w:lineRule="auto" w:before="0" w:after="0"/>
             </w:pPr>
             <w:r>
               <w:rPr>
@@ -3898,12 +4114,18 @@
         <w:tc>
           <w:tcPr>
             <w:tcW w:type="dxa" w:w="1757"/>
+            <w:tcMar>
+              <w:top w:w="40" w:type="dxa"/>
+              <w:bottom w:w="40" w:type="dxa"/>
+              <w:left w:w="100" w:type="dxa"/>
+              <w:right w:w="100" w:type="dxa"/>
+            </w:tcMar>
             <w:shd w:val="clear" w:fill="DCE4F1"/>
           </w:tcPr>
           <w:p>
             <w:pPr>
               <w:keepNext/>
-              <w:spacing w:after="0"/>
+              <w:spacing w:line="240" w:lineRule="auto" w:before="0" w:after="0"/>
             </w:pPr>
             <w:r>
               <w:rPr>
@@ -3924,11 +4146,17 @@
         <w:tc>
           <w:tcPr>
             <w:tcW w:type="dxa" w:w="1757"/>
+            <w:tcMar>
+              <w:top w:w="40" w:type="dxa"/>
+              <w:bottom w:w="40" w:type="dxa"/>
+              <w:left w:w="100" w:type="dxa"/>
+              <w:right w:w="100" w:type="dxa"/>
+            </w:tcMar>
           </w:tcPr>
           <w:p>
             <w:pPr>
               <w:keepNext/>
-              <w:spacing w:after="0"/>
+              <w:spacing w:line="240" w:lineRule="auto" w:before="0" w:after="0"/>
             </w:pPr>
             <w:r>
               <w:rPr>
@@ -3944,11 +4172,17 @@
         <w:tc>
           <w:tcPr>
             <w:tcW w:type="dxa" w:w="1757"/>
+            <w:tcMar>
+              <w:top w:w="40" w:type="dxa"/>
+              <w:bottom w:w="40" w:type="dxa"/>
+              <w:left w:w="100" w:type="dxa"/>
+              <w:right w:w="100" w:type="dxa"/>
+            </w:tcMar>
           </w:tcPr>
           <w:p>
             <w:pPr>
               <w:keepNext/>
-              <w:spacing w:after="0"/>
+              <w:spacing w:line="240" w:lineRule="auto" w:before="0" w:after="0"/>
             </w:pPr>
             <w:r>
               <w:rPr>
@@ -3964,11 +4198,17 @@
         <w:tc>
           <w:tcPr>
             <w:tcW w:type="dxa" w:w="1757"/>
+            <w:tcMar>
+              <w:top w:w="40" w:type="dxa"/>
+              <w:bottom w:w="40" w:type="dxa"/>
+              <w:left w:w="100" w:type="dxa"/>
+              <w:right w:w="100" w:type="dxa"/>
+            </w:tcMar>
           </w:tcPr>
           <w:p>
             <w:pPr>
               <w:keepNext/>
-              <w:spacing w:after="0"/>
+              <w:spacing w:line="240" w:lineRule="auto" w:before="0" w:after="0"/>
             </w:pPr>
             <w:r>
               <w:rPr>
@@ -3984,11 +4224,17 @@
         <w:tc>
           <w:tcPr>
             <w:tcW w:type="dxa" w:w="1757"/>
+            <w:tcMar>
+              <w:top w:w="40" w:type="dxa"/>
+              <w:bottom w:w="40" w:type="dxa"/>
+              <w:left w:w="100" w:type="dxa"/>
+              <w:right w:w="100" w:type="dxa"/>
+            </w:tcMar>
           </w:tcPr>
           <w:p>
             <w:pPr>
               <w:keepNext/>
-              <w:spacing w:after="0"/>
+              <w:spacing w:line="240" w:lineRule="auto" w:before="0" w:after="0"/>
             </w:pPr>
             <w:r>
               <w:rPr>
@@ -4004,11 +4250,17 @@
         <w:tc>
           <w:tcPr>
             <w:tcW w:type="dxa" w:w="1757"/>
+            <w:tcMar>
+              <w:top w:w="40" w:type="dxa"/>
+              <w:bottom w:w="40" w:type="dxa"/>
+              <w:left w:w="100" w:type="dxa"/>
+              <w:right w:w="100" w:type="dxa"/>
+            </w:tcMar>
           </w:tcPr>
           <w:p>
             <w:pPr>
               <w:keepNext/>
-              <w:spacing w:after="0"/>
+              <w:spacing w:line="240" w:lineRule="auto" w:before="0" w:after="0"/>
             </w:pPr>
             <w:r>
               <w:rPr>
@@ -4029,11 +4281,17 @@
         <w:tc>
           <w:tcPr>
             <w:tcW w:type="dxa" w:w="1757"/>
+            <w:tcMar>
+              <w:top w:w="40" w:type="dxa"/>
+              <w:bottom w:w="40" w:type="dxa"/>
+              <w:left w:w="100" w:type="dxa"/>
+              <w:right w:w="100" w:type="dxa"/>
+            </w:tcMar>
           </w:tcPr>
           <w:p>
             <w:pPr>
               <w:keepNext/>
-              <w:spacing w:after="0"/>
+              <w:spacing w:line="240" w:lineRule="auto" w:before="0" w:after="0"/>
             </w:pPr>
             <w:r>
               <w:rPr>
@@ -4049,11 +4307,17 @@
         <w:tc>
           <w:tcPr>
             <w:tcW w:type="dxa" w:w="1757"/>
+            <w:tcMar>
+              <w:top w:w="40" w:type="dxa"/>
+              <w:bottom w:w="40" w:type="dxa"/>
+              <w:left w:w="100" w:type="dxa"/>
+              <w:right w:w="100" w:type="dxa"/>
+            </w:tcMar>
           </w:tcPr>
           <w:p>
             <w:pPr>
               <w:keepNext/>
-              <w:spacing w:after="0"/>
+              <w:spacing w:line="240" w:lineRule="auto" w:before="0" w:after="0"/>
             </w:pPr>
             <w:r>
               <w:rPr>
@@ -4069,11 +4333,17 @@
         <w:tc>
           <w:tcPr>
             <w:tcW w:type="dxa" w:w="1757"/>
+            <w:tcMar>
+              <w:top w:w="40" w:type="dxa"/>
+              <w:bottom w:w="40" w:type="dxa"/>
+              <w:left w:w="100" w:type="dxa"/>
+              <w:right w:w="100" w:type="dxa"/>
+            </w:tcMar>
           </w:tcPr>
           <w:p>
             <w:pPr>
               <w:keepNext/>
-              <w:spacing w:after="0"/>
+              <w:spacing w:line="240" w:lineRule="auto" w:before="0" w:after="0"/>
             </w:pPr>
             <w:r>
               <w:rPr>
@@ -4089,11 +4359,17 @@
         <w:tc>
           <w:tcPr>
             <w:tcW w:type="dxa" w:w="1757"/>
+            <w:tcMar>
+              <w:top w:w="40" w:type="dxa"/>
+              <w:bottom w:w="40" w:type="dxa"/>
+              <w:left w:w="100" w:type="dxa"/>
+              <w:right w:w="100" w:type="dxa"/>
+            </w:tcMar>
           </w:tcPr>
           <w:p>
             <w:pPr>
               <w:keepNext/>
-              <w:spacing w:after="0"/>
+              <w:spacing w:line="240" w:lineRule="auto" w:before="0" w:after="0"/>
             </w:pPr>
             <w:r>
               <w:rPr>
@@ -4109,11 +4385,17 @@
         <w:tc>
           <w:tcPr>
             <w:tcW w:type="dxa" w:w="1757"/>
+            <w:tcMar>
+              <w:top w:w="40" w:type="dxa"/>
+              <w:bottom w:w="40" w:type="dxa"/>
+              <w:left w:w="100" w:type="dxa"/>
+              <w:right w:w="100" w:type="dxa"/>
+            </w:tcMar>
           </w:tcPr>
           <w:p>
             <w:pPr>
               <w:keepNext/>
-              <w:spacing w:after="0"/>
+              <w:spacing w:line="240" w:lineRule="auto" w:before="0" w:after="0"/>
             </w:pPr>
             <w:r>
               <w:rPr>
@@ -4134,11 +4416,17 @@
         <w:tc>
           <w:tcPr>
             <w:tcW w:type="dxa" w:w="1757"/>
+            <w:tcMar>
+              <w:top w:w="40" w:type="dxa"/>
+              <w:bottom w:w="40" w:type="dxa"/>
+              <w:left w:w="100" w:type="dxa"/>
+              <w:right w:w="100" w:type="dxa"/>
+            </w:tcMar>
           </w:tcPr>
           <w:p>
             <w:pPr>
               <w:keepNext/>
-              <w:spacing w:after="0"/>
+              <w:spacing w:line="240" w:lineRule="auto" w:before="0" w:after="0"/>
             </w:pPr>
             <w:r>
               <w:rPr>
@@ -4154,11 +4442,17 @@
         <w:tc>
           <w:tcPr>
             <w:tcW w:type="dxa" w:w="1757"/>
+            <w:tcMar>
+              <w:top w:w="40" w:type="dxa"/>
+              <w:bottom w:w="40" w:type="dxa"/>
+              <w:left w:w="100" w:type="dxa"/>
+              <w:right w:w="100" w:type="dxa"/>
+            </w:tcMar>
           </w:tcPr>
           <w:p>
             <w:pPr>
               <w:keepNext/>
-              <w:spacing w:after="0"/>
+              <w:spacing w:line="240" w:lineRule="auto" w:before="0" w:after="0"/>
             </w:pPr>
             <w:r>
               <w:rPr>
@@ -4174,11 +4468,17 @@
         <w:tc>
           <w:tcPr>
             <w:tcW w:type="dxa" w:w="1757"/>
+            <w:tcMar>
+              <w:top w:w="40" w:type="dxa"/>
+              <w:bottom w:w="40" w:type="dxa"/>
+              <w:left w:w="100" w:type="dxa"/>
+              <w:right w:w="100" w:type="dxa"/>
+            </w:tcMar>
           </w:tcPr>
           <w:p>
             <w:pPr>
               <w:keepNext/>
-              <w:spacing w:after="0"/>
+              <w:spacing w:line="240" w:lineRule="auto" w:before="0" w:after="0"/>
             </w:pPr>
             <w:r>
               <w:rPr>
@@ -4194,11 +4494,17 @@
         <w:tc>
           <w:tcPr>
             <w:tcW w:type="dxa" w:w="1757"/>
+            <w:tcMar>
+              <w:top w:w="40" w:type="dxa"/>
+              <w:bottom w:w="40" w:type="dxa"/>
+              <w:left w:w="100" w:type="dxa"/>
+              <w:right w:w="100" w:type="dxa"/>
+            </w:tcMar>
           </w:tcPr>
           <w:p>
             <w:pPr>
               <w:keepNext/>
-              <w:spacing w:after="0"/>
+              <w:spacing w:line="240" w:lineRule="auto" w:before="0" w:after="0"/>
             </w:pPr>
             <w:r>
               <w:rPr>
@@ -4214,11 +4520,17 @@
         <w:tc>
           <w:tcPr>
             <w:tcW w:type="dxa" w:w="1757"/>
+            <w:tcMar>
+              <w:top w:w="40" w:type="dxa"/>
+              <w:bottom w:w="40" w:type="dxa"/>
+              <w:left w:w="100" w:type="dxa"/>
+              <w:right w:w="100" w:type="dxa"/>
+            </w:tcMar>
           </w:tcPr>
           <w:p>
             <w:pPr>
               <w:keepNext/>
-              <w:spacing w:after="0"/>
+              <w:spacing w:line="240" w:lineRule="auto" w:before="0" w:after="0"/>
             </w:pPr>
             <w:r>
               <w:rPr>
@@ -4239,10 +4551,16 @@
         <w:tc>
           <w:tcPr>
             <w:tcW w:type="dxa" w:w="1757"/>
+            <w:tcMar>
+              <w:top w:w="40" w:type="dxa"/>
+              <w:bottom w:w="40" w:type="dxa"/>
+              <w:left w:w="100" w:type="dxa"/>
+              <w:right w:w="100" w:type="dxa"/>
+            </w:tcMar>
           </w:tcPr>
           <w:p>
             <w:pPr>
-              <w:spacing w:after="0"/>
+              <w:spacing w:line="240" w:lineRule="auto" w:before="0" w:after="0"/>
             </w:pPr>
             <w:r>
               <w:rPr>
@@ -4258,10 +4576,16 @@
         <w:tc>
           <w:tcPr>
             <w:tcW w:type="dxa" w:w="1757"/>
+            <w:tcMar>
+              <w:top w:w="40" w:type="dxa"/>
+              <w:bottom w:w="40" w:type="dxa"/>
+              <w:left w:w="100" w:type="dxa"/>
+              <w:right w:w="100" w:type="dxa"/>
+            </w:tcMar>
           </w:tcPr>
           <w:p>
             <w:pPr>
-              <w:spacing w:after="0"/>
+              <w:spacing w:line="240" w:lineRule="auto" w:before="0" w:after="0"/>
             </w:pPr>
             <w:r>
               <w:rPr>
@@ -4277,10 +4601,16 @@
         <w:tc>
           <w:tcPr>
             <w:tcW w:type="dxa" w:w="1757"/>
+            <w:tcMar>
+              <w:top w:w="40" w:type="dxa"/>
+              <w:bottom w:w="40" w:type="dxa"/>
+              <w:left w:w="100" w:type="dxa"/>
+              <w:right w:w="100" w:type="dxa"/>
+            </w:tcMar>
           </w:tcPr>
           <w:p>
             <w:pPr>
-              <w:spacing w:after="0"/>
+              <w:spacing w:line="240" w:lineRule="auto" w:before="0" w:after="0"/>
             </w:pPr>
             <w:r>
               <w:rPr>
@@ -4296,10 +4626,16 @@
         <w:tc>
           <w:tcPr>
             <w:tcW w:type="dxa" w:w="1757"/>
+            <w:tcMar>
+              <w:top w:w="40" w:type="dxa"/>
+              <w:bottom w:w="40" w:type="dxa"/>
+              <w:left w:w="100" w:type="dxa"/>
+              <w:right w:w="100" w:type="dxa"/>
+            </w:tcMar>
           </w:tcPr>
           <w:p>
             <w:pPr>
-              <w:spacing w:after="0"/>
+              <w:spacing w:line="240" w:lineRule="auto" w:before="0" w:after="0"/>
             </w:pPr>
             <w:r>
               <w:rPr>
@@ -4315,10 +4651,16 @@
         <w:tc>
           <w:tcPr>
             <w:tcW w:type="dxa" w:w="1757"/>
+            <w:tcMar>
+              <w:top w:w="40" w:type="dxa"/>
+              <w:bottom w:w="40" w:type="dxa"/>
+              <w:left w:w="100" w:type="dxa"/>
+              <w:right w:w="100" w:type="dxa"/>
+            </w:tcMar>
           </w:tcPr>
           <w:p>
             <w:pPr>
-              <w:spacing w:after="0"/>
+              <w:spacing w:line="240" w:lineRule="auto" w:before="0" w:after="0"/>
             </w:pPr>
             <w:r>
               <w:rPr>
@@ -4425,7 +4767,7 @@
       <w:r>
         <w:drawing>
           <wp:inline xmlns:a="http://schemas.openxmlformats.org/drawingml/2006/main" xmlns:pic="http://schemas.openxmlformats.org/drawingml/2006/picture">
-            <wp:extent cx="4708479" cy="4500000"/>
+            <wp:extent cx="3766783" cy="3600000"/>
             <wp:docPr id="1858245151" name="Picture 1858245151"/>
             <wp:cNvGraphicFramePr>
               <a:graphicFrameLocks noChangeAspect="1"/>
@@ -4446,7 +4788,7 @@
                   <pic:spPr>
                     <a:xfrm>
                       <a:off x="0" y="0"/>
-                      <a:ext cx="4708479" cy="4500000"/>
+                      <a:ext cx="3766783" cy="3600000"/>
                     </a:xfrm>
                     <a:prstGeom prst="rect"/>
                   </pic:spPr>
@@ -5369,7 +5711,7 @@
       <w:r>
         <w:drawing>
           <wp:inline xmlns:a="http://schemas.openxmlformats.org/drawingml/2006/main" xmlns:pic="http://schemas.openxmlformats.org/drawingml/2006/picture">
-            <wp:extent cx="3340805" cy="4499999"/>
+            <wp:extent cx="5472000" cy="2622306"/>
             <wp:docPr id="1858245155" name="Picture 1858245155"/>
             <wp:cNvGraphicFramePr>
               <a:graphicFrameLocks noChangeAspect="1"/>
@@ -5390,7 +5732,7 @@
                   <pic:spPr>
                     <a:xfrm>
                       <a:off x="0" y="0"/>
-                      <a:ext cx="3340805" cy="4499999"/>
+                      <a:ext cx="5472000" cy="2622306"/>
                     </a:xfrm>
                     <a:prstGeom prst="rect"/>
                   </pic:spPr>

--- a/Optimalisasi-dan-Automasi/Modul-Word/Modul-13-Supervised-Learning-dan-Logistic-Regression.docx
+++ b/Optimalisasi-dan-Automasi/Modul-Word/Modul-13-Supervised-Learning-dan-Logistic-Regression.docx
@@ -4767,7 +4767,7 @@
       <w:r>
         <w:drawing>
           <wp:inline xmlns:a="http://schemas.openxmlformats.org/drawingml/2006/main" xmlns:pic="http://schemas.openxmlformats.org/drawingml/2006/picture">
-            <wp:extent cx="3766783" cy="3600000"/>
+            <wp:extent cx="4708479" cy="4500000"/>
             <wp:docPr id="1858245151" name="Picture 1858245151"/>
             <wp:cNvGraphicFramePr>
               <a:graphicFrameLocks noChangeAspect="1"/>
@@ -4788,7 +4788,7 @@
                   <pic:spPr>
                     <a:xfrm>
                       <a:off x="0" y="0"/>
-                      <a:ext cx="3766783" cy="3600000"/>
+                      <a:ext cx="4708479" cy="4500000"/>
                     </a:xfrm>
                     <a:prstGeom prst="rect"/>
                   </pic:spPr>

--- a/Optimalisasi-dan-Automasi/Modul-Word/Modul-13-Supervised-Learning-dan-Logistic-Regression.docx
+++ b/Optimalisasi-dan-Automasi/Modul-Word/Modul-13-Supervised-Learning-dan-Logistic-Regression.docx
@@ -8608,9 +8608,11 @@
     <w:sectPr>
       <w:headerReference w:type="default" r:id="rId15"/>
       <w:footerReference w:type="default" r:id="rId16"/>
+      <w:footerReference w:type="first" r:id="rId28"/>
       <w:pgSz w:w="11906" w:h="16838" w:code="9"/>
       <w:pgMar w:top="1701" w:right="1418" w:bottom="1418" w:left="1701" w:header="709" w:footer="709" w:gutter="0"/>
       <w:cols w:space="708"/>
+      <w:titlePg/>
       <w:docGrid w:linePitch="360"/>
     </w:sectPr>
   </w:body>
@@ -9165,6 +9167,16 @@
         </mc:Fallback>
       </mc:AlternateContent>
     </w:r>
+  </w:p>
+</w:ftr>
+</file>
+
+<file path=word/footer2.xml><?xml version="1.0" encoding="utf-8"?>
+<w:ftr xmlns:m="http://schemas.openxmlformats.org/officeDocument/2006/math" xmlns:mc="http://schemas.openxmlformats.org/markup-compatibility/2006" xmlns:mo="http://schemas.microsoft.com/office/mac/office/2008/main" xmlns:mv="urn:schemas-microsoft-com:mac:vml" xmlns:o="urn:schemas-microsoft-com:office:office" xmlns:r="http://schemas.openxmlformats.org/officeDocument/2006/relationships" xmlns:v="urn:schemas-microsoft-com:vml" xmlns:w10="urn:schemas-microsoft-com:office:word" xmlns:w14="http://schemas.microsoft.com/office/word/2010/wordml" xmlns:w="http://schemas.openxmlformats.org/wordprocessingml/2006/main" xmlns:wne="http://schemas.microsoft.com/office/word/2006/wordml" xmlns:wp14="http://schemas.microsoft.com/office/word/2010/wordprocessingDrawing" xmlns:wp="http://schemas.openxmlformats.org/drawingml/2006/wordprocessingDrawing" xmlns:wpc="http://schemas.microsoft.com/office/word/2010/wordprocessingCanvas" xmlns:wpg="http://schemas.microsoft.com/office/word/2010/wordprocessingGroup" xmlns:wpi="http://schemas.microsoft.com/office/word/2010/wordprocessingInk" xmlns:wps="http://schemas.microsoft.com/office/word/2010/wordprocessingShape" mc:Ignorable="w14 wp14">
+  <w:p>
+    <w:pPr>
+      <w:pStyle w:val="Footer"/>
+    </w:pPr>
   </w:p>
 </w:ftr>
 </file>

--- a/Optimalisasi-dan-Automasi/Modul-Word/Modul-13-Supervised-Learning-dan-Logistic-Regression.docx
+++ b/Optimalisasi-dan-Automasi/Modul-Word/Modul-13-Supervised-Learning-dan-Logistic-Regression.docx
@@ -468,7 +468,7 @@
                                 <w:szCs w:val="20"/>
                                 <w:lang w:val="fi-FI"/>
                               </w:rPr>
-                              <w:t xml:space="preserve">Sub-CPMK 5.1 – Mampu melakukan pengukuran kinerja sistem dan menganalisis hasilnya</w:t>
+                              <w:t xml:space="preserve">Sub-CPMK 4.1 – Mampu melakukan pengukuran kinerja sistem dan menganalisis hasilnya</w:t>
                             </w:r>
                             <w:r>
                               <w:rPr>
@@ -523,7 +523,7 @@
                           <w:szCs w:val="20"/>
                           <w:lang w:val="fi-FI"/>
                         </w:rPr>
-                        <w:t xml:space="preserve">Sub-CPMK 5.1 – Mampu melakukan pengukuran kinerja sistem dan menganalisis hasilnya</w:t>
+                        <w:t xml:space="preserve">Sub-CPMK 4.1 – Mampu melakukan pengukuran kinerja sistem dan menganalisis hasilnya</w:t>
                       </w:r>
                       <w:r>
                         <w:rPr>
@@ -2767,16 +2767,16 @@
           <w:i w:val="0"/>
           <w:sz w:val="22"/>
         </w:rPr>
-        <w:t xml:space="preserve">Sub-CPMK 5.1: </w:t>
-      </w:r>
-      <w:r>
-        <w:rPr>
-          <w:rFonts w:ascii="Arial" w:hAnsi="Arial" w:cs="Arial"/>
-          <w:b w:val="0"/>
-          <w:i w:val="0"/>
-          <w:sz w:val="22"/>
-        </w:rPr>
-        <w:t>Mampu melakukan pengukuran kinerja sistem dan menganalisis hasilnya, yaitu mengukur kinerja model klasifikasi (accuracy, precision, recall, F1) dan menganalisis hasilnya untuk menentukan kelayakan model pada sistem prediktif (CPMK 5).</w:t>
+        <w:t xml:space="preserve">Sub-CPMK 4.1: </w:t>
+      </w:r>
+      <w:r>
+        <w:rPr>
+          <w:rFonts w:ascii="Arial" w:hAnsi="Arial" w:cs="Arial"/>
+          <w:b w:val="0"/>
+          <w:i w:val="0"/>
+          <w:sz w:val="22"/>
+        </w:rPr>
+        <w:t>Mampu melakukan pengukuran kinerja sistem dan menganalisis hasilnya, yaitu mengukur kinerja model klasifikasi (accuracy, precision, recall, F1) dan menganalisis hasilnya untuk menentukan kelayakan model pada sistem prediktif (CPMK 4).</w:t>
       </w:r>
     </w:p>
     <w:p>

--- a/Optimalisasi-dan-Automasi/Modul-Word/Modul-13-Supervised-Learning-dan-Logistic-Regression.docx
+++ b/Optimalisasi-dan-Automasi/Modul-Word/Modul-13-Supervised-Learning-dan-Logistic-Regression.docx
@@ -468,7 +468,7 @@
                                 <w:szCs w:val="20"/>
                                 <w:lang w:val="fi-FI"/>
                               </w:rPr>
-                              <w:t xml:space="preserve">Sub-CPMK 4.1 – Mampu melakukan pengukuran kinerja sistem dan menganalisis hasilnya</w:t>
+                              <w:t xml:space="preserve">Sub-CPMK 5.1 – Mampu melakukan pengukuran kinerja sistem dan menganalisis hasilnya</w:t>
                             </w:r>
                             <w:r>
                               <w:rPr>
@@ -523,7 +523,7 @@
                           <w:szCs w:val="20"/>
                           <w:lang w:val="fi-FI"/>
                         </w:rPr>
-                        <w:t xml:space="preserve">Sub-CPMK 4.1 – Mampu melakukan pengukuran kinerja sistem dan menganalisis hasilnya</w:t>
+                        <w:t xml:space="preserve">Sub-CPMK 5.1 – Mampu melakukan pengukuran kinerja sistem dan menganalisis hasilnya</w:t>
                       </w:r>
                       <w:r>
                         <w:rPr>
@@ -2767,16 +2767,16 @@
           <w:i w:val="0"/>
           <w:sz w:val="22"/>
         </w:rPr>
-        <w:t xml:space="preserve">Sub-CPMK 4.1: </w:t>
-      </w:r>
-      <w:r>
-        <w:rPr>
-          <w:rFonts w:ascii="Arial" w:hAnsi="Arial" w:cs="Arial"/>
-          <w:b w:val="0"/>
-          <w:i w:val="0"/>
-          <w:sz w:val="22"/>
-        </w:rPr>
-        <w:t>Mampu melakukan pengukuran kinerja sistem dan menganalisis hasilnya, yaitu mengukur kinerja model klasifikasi (accuracy, precision, recall, F1) dan menganalisis hasilnya untuk menentukan kelayakan model pada sistem prediktif (CPMK 4).</w:t>
+        <w:t xml:space="preserve">Sub-CPMK 5.1: </w:t>
+      </w:r>
+      <w:r>
+        <w:rPr>
+          <w:rFonts w:ascii="Arial" w:hAnsi="Arial" w:cs="Arial"/>
+          <w:b w:val="0"/>
+          <w:i w:val="0"/>
+          <w:sz w:val="22"/>
+        </w:rPr>
+        <w:t>Mampu melakukan pengukuran kinerja sistem dan menganalisis hasilnya, yaitu mengukur kinerja model klasifikasi (accuracy, precision, recall, F1) dan menganalisis hasilnya untuk menentukan kelayakan model pada sistem prediktif (CPMK 5).</w:t>
       </w:r>
     </w:p>
     <w:p>

--- a/Optimalisasi-dan-Automasi/Modul-Word/Modul-13-Supervised-Learning-dan-Logistic-Regression.docx
+++ b/Optimalisasi-dan-Automasi/Modul-Word/Modul-13-Supervised-Learning-dan-Logistic-Regression.docx
@@ -5442,7 +5442,7 @@
           <w:color w:val="444444"/>
           <w:sz w:val="20"/>
         </w:rPr>
-        <w:t>Gambar 6. Cuplikan kode train/test split stratified dan training Logistic Regression baseline.</w:t>
+        <w:t xml:space="preserve">Gambar 6. Potongan kode train/test split stratified dan training Logistic Regression baseline.</w:t>
       </w:r>
     </w:p>
     <w:p>
@@ -5457,7 +5457,7 @@
           <w:i w:val="0"/>
           <w:sz w:val="22"/>
         </w:rPr>
-        <w:t>Gambar 6 menunjukkan cuplikan kode inti Cell 1.</w:t>
+        <w:t xml:space="preserve">Gambar 6 menunjukkan potongan kode inti Cell 1.</w:t>
       </w:r>
     </w:p>
     <w:p>

--- a/Optimalisasi-dan-Automasi/Modul-Word/Modul-13-Supervised-Learning-dan-Logistic-Regression.docx
+++ b/Optimalisasi-dan-Automasi/Modul-Word/Modul-13-Supervised-Learning-dan-Logistic-Regression.docx
@@ -724,7 +724,54 @@
                                 <w:szCs w:val="20"/>
                                 <w:lang w:val="fi-FI"/>
                               </w:rPr>
-                              <w:t>Pertemuan ini memperkenalkan machine learning sebagai pelengkap monitoring rule-based (Pertemuan 12-13) untuk pola multi-fitur yang kompleks: workflow supervised learning (dataset X/y, feature engineering, train/test split stratified), Logistic Regression sebagai baseline classifier (sigmoid, decision boundary, koefisien log-odds), serta evaluasi dasar (confusion matrix, accuracy, precision, recall, F1-score) pada studi kasus klasifikasi healthy/fault bearing</w:t>
+                              <w:t xml:space="preserve">Pertemuan ini memperkenalkan machine learning sebagai pelengkap monitoring rule-based (Pertemuan 12-13) untuk pola multi-fitur yang kompleks: workflow supervised learning (dataset X/y, feature engineering, train/test split stratified), Logistic Regression sebagai baseline classifier (sigmoid, decision boundary, koefisien log-odds), serta evaluasi dasar (confusion matrix, accuracy, precision, recall, </w:t>
+                            </w:r>
+                            <w:r>
+                              <w:rPr>
+                                <w:rFonts w:ascii="Arial" w:hAnsi="Arial" w:cs="Arial"/>
+                                <w:sz w:val="20"/>
+                                <w:szCs w:val="20"/>
+                                <w:lang w:val="fi-FI"/>
+                              </w:rPr>
+                              <w:t xml:space="preserve"/>
+                            </w:r>
+                            <w:r>
+                              <w:rPr>
+                                <w:rFonts w:ascii="Arial" w:hAnsi="Arial" w:cs="Arial"/>
+                                <w:sz w:val="20"/>
+                                <w:szCs w:val="20"/>
+                                <w:lang w:val="fi-FI"/>
+                              </w:rPr>
+                              <w:t xml:space="preserve">F</w:t>
+                            </w:r>
+                            <w:r>
+                              <w:rPr>
+                                <w:rFonts w:ascii="Arial" w:hAnsi="Arial" w:cs="Arial"/>
+                                <w:sz w:val="20"/>
+                                <w:szCs w:val="20"/>
+                                <w:lang w:val="fi-FI"/>
+                                <w:vertAlign w:val="subscript"/>
+                              </w:rPr>
+                              <w:t xml:space="preserve">1</w:t>
+                            </w:r>
+                            <w:r>
+                              <w:rPr>
+                                <w:rFonts w:ascii="Arial" w:hAnsi="Arial" w:cs="Arial"/>
+                                <w:sz w:val="20"/>
+                                <w:szCs w:val="20"/>
+                                <w:lang w:val="fi-FI"/>
+                                <w:vertAlign w:val="subscript"/>
+                              </w:rPr>
+                              <w:t xml:space="preserve"/>
+                            </w:r>
+                            <w:r>
+                              <w:rPr>
+                                <w:rFonts w:ascii="Arial" w:hAnsi="Arial" w:cs="Arial"/>
+                                <w:sz w:val="20"/>
+                                <w:szCs w:val="20"/>
+                                <w:lang w:val="fi-FI"/>
+                              </w:rPr>
+                              <w:t xml:space="preserve">-score) pada studi kasus klasifikasi healthy/fault bearing</w:t>
                             </w:r>
                           </w:p>
                         </w:txbxContent>
@@ -770,7 +817,54 @@
                           <w:szCs w:val="20"/>
                           <w:lang w:val="fi-FI"/>
                         </w:rPr>
-                        <w:t>Pertemuan ini memperkenalkan machine learning sebagai pelengkap monitoring rule-based (Pertemuan 12-13) untuk pola multi-fitur yang kompleks: workflow supervised learning (dataset X/y, feature engineering, train/test split stratified), Logistic Regression sebagai baseline classifier (sigmoid, decision boundary, koefisien log-odds), serta evaluasi dasar (confusion matrix, accuracy, precision, recall, F1-score) pada studi kasus klasifikasi healthy/fault bearing</w:t>
+                        <w:t xml:space="preserve">Pertemuan ini memperkenalkan machine learning sebagai pelengkap monitoring rule-based (Pertemuan 12-13) untuk pola multi-fitur yang kompleks: workflow supervised learning (dataset X/y, feature engineering, train/test split stratified), Logistic Regression sebagai baseline classifier (sigmoid, decision boundary, koefisien log-odds), serta evaluasi dasar (confusion matrix, accuracy, precision, recall, </w:t>
+                      </w:r>
+                      <w:r>
+                        <w:rPr>
+                          <w:rFonts w:ascii="Arial" w:hAnsi="Arial" w:cs="Arial"/>
+                          <w:sz w:val="20"/>
+                          <w:szCs w:val="20"/>
+                          <w:lang w:val="fi-FI"/>
+                        </w:rPr>
+                        <w:t xml:space="preserve"/>
+                      </w:r>
+                      <w:r>
+                        <w:rPr>
+                          <w:rFonts w:ascii="Arial" w:hAnsi="Arial" w:cs="Arial"/>
+                          <w:sz w:val="20"/>
+                          <w:szCs w:val="20"/>
+                          <w:lang w:val="fi-FI"/>
+                        </w:rPr>
+                        <w:t xml:space="preserve">F</w:t>
+                      </w:r>
+                      <w:r>
+                        <w:rPr>
+                          <w:rFonts w:ascii="Arial" w:hAnsi="Arial" w:cs="Arial"/>
+                          <w:sz w:val="20"/>
+                          <w:szCs w:val="20"/>
+                          <w:lang w:val="fi-FI"/>
+                          <w:vertAlign w:val="subscript"/>
+                        </w:rPr>
+                        <w:t xml:space="preserve">1</w:t>
+                      </w:r>
+                      <w:r>
+                        <w:rPr>
+                          <w:rFonts w:ascii="Arial" w:hAnsi="Arial" w:cs="Arial"/>
+                          <w:sz w:val="20"/>
+                          <w:szCs w:val="20"/>
+                          <w:lang w:val="fi-FI"/>
+                          <w:vertAlign w:val="subscript"/>
+                        </w:rPr>
+                        <w:t xml:space="preserve"/>
+                      </w:r>
+                      <w:r>
+                        <w:rPr>
+                          <w:rFonts w:ascii="Arial" w:hAnsi="Arial" w:cs="Arial"/>
+                          <w:sz w:val="20"/>
+                          <w:szCs w:val="20"/>
+                          <w:lang w:val="fi-FI"/>
+                        </w:rPr>
+                        <w:t xml:space="preserve">-score) pada studi kasus klasifikasi healthy/fault bearing</w:t>
                       </w:r>
                     </w:p>
                   </w:txbxContent>
@@ -1379,7 +1473,7 @@
                                 <w:szCs w:val="20"/>
                                 <w:lang w:val="en-US"/>
                               </w:rPr>
-                              <w:t>myclass.mercubuana.ac.id</w:t>
+                              <w:t xml:space="preserve">myclass.mercubuana.ac·id</w:t>
                             </w:r>
                           </w:p>
                         </w:txbxContent>
@@ -1426,7 +1520,7 @@
                           <w:szCs w:val="20"/>
                           <w:lang w:val="en-US"/>
                         </w:rPr>
-                        <w:t>myclass.mercubuana.ac.id</w:t>
+                        <w:t xml:space="preserve">myclass.mercubuana.ac·id</w:t>
                       </w:r>
                     </w:p>
                   </w:txbxContent>
@@ -2512,7 +2606,7 @@
                                 <w:sz w:val="20"/>
                                 <w:szCs w:val="20"/>
                               </w:rPr>
-                              <w:t>www.mercubuana.ac.id</w:t>
+                              <w:t xml:space="preserve">www.mercubuana.ac·id</w:t>
                             </w:r>
                           </w:p>
                         </w:txbxContent>
@@ -2558,7 +2652,7 @@
                           <w:sz w:val="20"/>
                           <w:szCs w:val="20"/>
                         </w:rPr>
-                        <w:t>www.mercubuana.ac.id</w:t>
+                        <w:t xml:space="preserve">www.mercubuana.ac·id</w:t>
                       </w:r>
                     </w:p>
                   </w:txbxContent>
@@ -2776,7 +2870,35 @@
           <w:i w:val="0"/>
           <w:sz w:val="22"/>
         </w:rPr>
-        <w:t>Mampu melakukan pengukuran kinerja sistem dan menganalisis hasilnya, yaitu mengukur kinerja model klasifikasi (accuracy, precision, recall, F1) dan menganalisis hasilnya untuk menentukan kelayakan model pada sistem prediktif (CPMK 5).</w:t>
+        <w:t xml:space="preserve">Mampu melakukan pengukuran kinerja sistem dan menganalisis hasilnya, yaitu mengukur kinerja model klasifikasi (accuracy, precision, recall, </w:t>
+      </w:r>
+      <w:r>
+        <w:rPr>
+          <w:rFonts w:ascii="Arial" w:hAnsi="Arial" w:cs="Arial"/>
+          <w:b w:val="0"/>
+          <w:i w:val="0"/>
+          <w:sz w:val="22"/>
+        </w:rPr>
+        <w:t xml:space="preserve">F</w:t>
+      </w:r>
+      <w:r>
+        <w:rPr>
+          <w:rFonts w:ascii="Arial" w:hAnsi="Arial" w:cs="Arial"/>
+          <w:b w:val="0"/>
+          <w:i w:val="0"/>
+          <w:sz w:val="22"/>
+          <w:vertAlign w:val="subscript"/>
+        </w:rPr>
+        <w:t xml:space="preserve">1</w:t>
+      </w:r>
+      <w:r>
+        <w:rPr>
+          <w:rFonts w:ascii="Arial" w:hAnsi="Arial" w:cs="Arial"/>
+          <w:b w:val="0"/>
+          <w:i w:val="0"/>
+          <w:sz w:val="22"/>
+        </w:rPr>
+        <w:t xml:space="preserve">) dan menganalisis hasilnya untuk menentukan kelayakan model pada sistem prediktif (CPMK 5).</w:t>
       </w:r>
     </w:p>
     <w:p>
@@ -2800,7 +2922,35 @@
           <w:i w:val="0"/>
           <w:sz w:val="22"/>
         </w:rPr>
-        <w:t>Setelah pertemuan ini mahasiswa dapat: membangun dataset X/y dan melakukan train/test split stratified; menjelaskan cara kerja Logistic Regression (sigmoid, decision boundary); menginterpretasikan confusion matrix; serta menghitung precision, recall, dan F1-score.</w:t>
+        <w:t xml:space="preserve">Setelah pertemuan ini mahasiswa dapat: membangun dataset X/y dan melakukan train/test split stratified; menjelaskan cara kerja Logistic Regression (sigmoid, decision boundary); menginterpretasikan confusion matrix; serta menghitung precision, recall, dan </w:t>
+      </w:r>
+      <w:r>
+        <w:rPr>
+          <w:rFonts w:ascii="Arial" w:hAnsi="Arial" w:cs="Arial"/>
+          <w:b w:val="0"/>
+          <w:i w:val="0"/>
+          <w:sz w:val="22"/>
+        </w:rPr>
+        <w:t xml:space="preserve">F</w:t>
+      </w:r>
+      <w:r>
+        <w:rPr>
+          <w:rFonts w:ascii="Arial" w:hAnsi="Arial" w:cs="Arial"/>
+          <w:b w:val="0"/>
+          <w:i w:val="0"/>
+          <w:sz w:val="22"/>
+          <w:vertAlign w:val="subscript"/>
+        </w:rPr>
+        <w:t xml:space="preserve">1</w:t>
+      </w:r>
+      <w:r>
+        <w:rPr>
+          <w:rFonts w:ascii="Arial" w:hAnsi="Arial" w:cs="Arial"/>
+          <w:b w:val="0"/>
+          <w:i w:val="0"/>
+          <w:sz w:val="22"/>
+        </w:rPr>
+        <w:t xml:space="preserve">-score.</w:t>
       </w:r>
     </w:p>
     <w:p>
@@ -2839,7 +2989,38 @@
           <w:color w:val="305496"/>
           <w:sz w:val="22"/>
         </w:rPr>
-        <w:t>X[n,d], y[n]      raw signal -&gt; 20+ fitur      train_test_split(X,y,0.2)      model.fit(X,y).predict(X_baru)</w:t>
+        <w:t xml:space="preserve">X[n,d], y[n]      raw signal → 20+ fitur      train_test_split(X,y,0.2)      model.fit(X,y)·predict(</w:t>
+      </w:r>
+      <w:r>
+        <w:rPr>
+          <w:rFonts w:ascii="Arial" w:hAnsi="Arial" w:cs="Arial"/>
+          <w:b/>
+          <w:i/>
+          <w:color w:val="305496"/>
+          <w:sz w:val="22"/>
+        </w:rPr>
+        <w:t xml:space="preserve">X</w:t>
+      </w:r>
+      <w:r>
+        <w:rPr>
+          <w:rFonts w:ascii="Arial" w:hAnsi="Arial" w:cs="Arial"/>
+          <w:b/>
+          <w:i/>
+          <w:color w:val="305496"/>
+          <w:sz w:val="22"/>
+          <w:vertAlign w:val="subscript"/>
+        </w:rPr>
+        <w:t xml:space="preserve">baru</w:t>
+      </w:r>
+      <w:r>
+        <w:rPr>
+          <w:rFonts w:ascii="Arial" w:hAnsi="Arial" w:cs="Arial"/>
+          <w:b/>
+          <w:i/>
+          <w:color w:val="305496"/>
+          <w:sz w:val="22"/>
+        </w:rPr>
+        <w:t xml:space="preserve">)</w:t>
       </w:r>
     </w:p>
     <w:p>
@@ -3035,7 +3216,7 @@
                 <w:i w:val="0"/>
                 <w:sz w:val="19"/>
               </w:rPr>
-              <w:t>Read CSV/Parquet -&gt; DataFrame</w:t>
+              <w:t xml:space="preserve">Read CSV/Parquet → DataFrame</w:t>
             </w:r>
           </w:p>
         </w:tc>
@@ -3196,7 +3377,26 @@
                 <w:i w:val="0"/>
                 <w:sz w:val="19"/>
               </w:rPr>
-              <w:t>X_scaled</w:t>
+              <w:t xml:space="preserve"/>
+            </w:r>
+            <w:r>
+              <w:rPr>
+                <w:rFonts w:ascii="Arial" w:hAnsi="Arial" w:cs="Arial"/>
+                <w:b w:val="0"/>
+                <w:i w:val="0"/>
+                <w:sz w:val="19"/>
+              </w:rPr>
+              <w:t xml:space="preserve">X</w:t>
+            </w:r>
+            <w:r>
+              <w:rPr>
+                <w:rFonts w:ascii="Arial" w:hAnsi="Arial" w:cs="Arial"/>
+                <w:b w:val="0"/>
+                <w:i w:val="0"/>
+                <w:sz w:val="19"/>
+                <w:vertAlign w:val="subscript"/>
+              </w:rPr>
+              <w:t xml:space="preserve">scaled</w:t>
             </w:r>
           </w:p>
         </w:tc>
@@ -3305,7 +3505,110 @@
                 <w:i w:val="0"/>
                 <w:sz w:val="19"/>
               </w:rPr>
-              <w:t>X_train, X_test, y_train, y_test</w:t>
+              <w:t xml:space="preserve"/>
+            </w:r>
+            <w:r>
+              <w:rPr>
+                <w:rFonts w:ascii="Arial" w:hAnsi="Arial" w:cs="Arial"/>
+                <w:b w:val="0"/>
+                <w:i w:val="0"/>
+                <w:sz w:val="19"/>
+              </w:rPr>
+              <w:t xml:space="preserve">X</w:t>
+            </w:r>
+            <w:r>
+              <w:rPr>
+                <w:rFonts w:ascii="Arial" w:hAnsi="Arial" w:cs="Arial"/>
+                <w:b w:val="0"/>
+                <w:i w:val="0"/>
+                <w:sz w:val="19"/>
+                <w:vertAlign w:val="subscript"/>
+              </w:rPr>
+              <w:t xml:space="preserve">train</w:t>
+            </w:r>
+            <w:r>
+              <w:rPr>
+                <w:rFonts w:ascii="Arial" w:hAnsi="Arial" w:cs="Arial"/>
+                <w:b w:val="0"/>
+                <w:i w:val="0"/>
+                <w:sz w:val="19"/>
+              </w:rPr>
+              <w:t xml:space="preserve">, </w:t>
+            </w:r>
+            <w:r>
+              <w:rPr>
+                <w:rFonts w:ascii="Arial" w:hAnsi="Arial" w:cs="Arial"/>
+                <w:b w:val="0"/>
+                <w:i w:val="0"/>
+                <w:sz w:val="19"/>
+              </w:rPr>
+              <w:t xml:space="preserve">X</w:t>
+            </w:r>
+            <w:r>
+              <w:rPr>
+                <w:rFonts w:ascii="Arial" w:hAnsi="Arial" w:cs="Arial"/>
+                <w:b w:val="0"/>
+                <w:i w:val="0"/>
+                <w:sz w:val="19"/>
+                <w:vertAlign w:val="subscript"/>
+              </w:rPr>
+              <w:t xml:space="preserve">test</w:t>
+            </w:r>
+            <w:r>
+              <w:rPr>
+                <w:rFonts w:ascii="Arial" w:hAnsi="Arial" w:cs="Arial"/>
+                <w:b w:val="0"/>
+                <w:i w:val="0"/>
+                <w:sz w:val="19"/>
+              </w:rPr>
+              <w:t xml:space="preserve">, </w:t>
+            </w:r>
+            <w:r>
+              <w:rPr>
+                <w:rFonts w:ascii="Arial" w:hAnsi="Arial" w:cs="Arial"/>
+                <w:b w:val="0"/>
+                <w:i w:val="0"/>
+                <w:sz w:val="19"/>
+              </w:rPr>
+              <w:t xml:space="preserve">y</w:t>
+            </w:r>
+            <w:r>
+              <w:rPr>
+                <w:rFonts w:ascii="Arial" w:hAnsi="Arial" w:cs="Arial"/>
+                <w:b w:val="0"/>
+                <w:i w:val="0"/>
+                <w:sz w:val="19"/>
+                <w:vertAlign w:val="subscript"/>
+              </w:rPr>
+              <w:t xml:space="preserve">train</w:t>
+            </w:r>
+            <w:r>
+              <w:rPr>
+                <w:rFonts w:ascii="Arial" w:hAnsi="Arial" w:cs="Arial"/>
+                <w:b w:val="0"/>
+                <w:i w:val="0"/>
+                <w:sz w:val="19"/>
+              </w:rPr>
+              <w:t xml:space="preserve">, </w:t>
+            </w:r>
+            <w:r>
+              <w:rPr>
+                <w:rFonts w:ascii="Arial" w:hAnsi="Arial" w:cs="Arial"/>
+                <w:b w:val="0"/>
+                <w:i w:val="0"/>
+                <w:sz w:val="19"/>
+              </w:rPr>
+              <w:t xml:space="preserve">y</w:t>
+            </w:r>
+            <w:r>
+              <w:rPr>
+                <w:rFonts w:ascii="Arial" w:hAnsi="Arial" w:cs="Arial"/>
+                <w:b w:val="0"/>
+                <w:i w:val="0"/>
+                <w:sz w:val="19"/>
+                <w:vertAlign w:val="subscript"/>
+              </w:rPr>
+              <w:t xml:space="preserve">test</w:t>
             </w:r>
           </w:p>
         </w:tc>
@@ -3388,7 +3691,63 @@
                 <w:i w:val="0"/>
                 <w:sz w:val="19"/>
               </w:rPr>
-              <w:t>model.fit(X_train, y_train)</w:t>
+              <w:t xml:space="preserve">model.fit(</w:t>
+            </w:r>
+            <w:r>
+              <w:rPr>
+                <w:rFonts w:ascii="Arial" w:hAnsi="Arial" w:cs="Arial"/>
+                <w:b w:val="0"/>
+                <w:i w:val="0"/>
+                <w:sz w:val="19"/>
+              </w:rPr>
+              <w:t xml:space="preserve">X</w:t>
+            </w:r>
+            <w:r>
+              <w:rPr>
+                <w:rFonts w:ascii="Arial" w:hAnsi="Arial" w:cs="Arial"/>
+                <w:b w:val="0"/>
+                <w:i w:val="0"/>
+                <w:sz w:val="19"/>
+                <w:vertAlign w:val="subscript"/>
+              </w:rPr>
+              <w:t xml:space="preserve">train</w:t>
+            </w:r>
+            <w:r>
+              <w:rPr>
+                <w:rFonts w:ascii="Arial" w:hAnsi="Arial" w:cs="Arial"/>
+                <w:b w:val="0"/>
+                <w:i w:val="0"/>
+                <w:sz w:val="19"/>
+              </w:rPr>
+              <w:t xml:space="preserve">, </w:t>
+            </w:r>
+            <w:r>
+              <w:rPr>
+                <w:rFonts w:ascii="Arial" w:hAnsi="Arial" w:cs="Arial"/>
+                <w:b w:val="0"/>
+                <w:i w:val="0"/>
+                <w:sz w:val="19"/>
+              </w:rPr>
+              <w:t xml:space="preserve">y</w:t>
+            </w:r>
+            <w:r>
+              <w:rPr>
+                <w:rFonts w:ascii="Arial" w:hAnsi="Arial" w:cs="Arial"/>
+                <w:b w:val="0"/>
+                <w:i w:val="0"/>
+                <w:sz w:val="19"/>
+                <w:vertAlign w:val="subscript"/>
+              </w:rPr>
+              <w:t xml:space="preserve">train</w:t>
+            </w:r>
+            <w:r>
+              <w:rPr>
+                <w:rFonts w:ascii="Arial" w:hAnsi="Arial" w:cs="Arial"/>
+                <w:b w:val="0"/>
+                <w:i w:val="0"/>
+                <w:sz w:val="19"/>
+              </w:rPr>
+              <w:t xml:space="preserve">)</w:t>
             </w:r>
           </w:p>
         </w:tc>
@@ -3523,7 +3882,35 @@
                 <w:i w:val="0"/>
                 <w:sz w:val="19"/>
               </w:rPr>
-              <w:t>Accuracy, F1, confusion matrix</w:t>
+              <w:t xml:space="preserve">Accuracy, </w:t>
+            </w:r>
+            <w:r>
+              <w:rPr>
+                <w:rFonts w:ascii="Arial" w:hAnsi="Arial" w:cs="Arial"/>
+                <w:b w:val="0"/>
+                <w:i w:val="0"/>
+                <w:sz w:val="19"/>
+              </w:rPr>
+              <w:t xml:space="preserve">F</w:t>
+            </w:r>
+            <w:r>
+              <w:rPr>
+                <w:rFonts w:ascii="Arial" w:hAnsi="Arial" w:cs="Arial"/>
+                <w:b w:val="0"/>
+                <w:i w:val="0"/>
+                <w:sz w:val="19"/>
+                <w:vertAlign w:val="subscript"/>
+              </w:rPr>
+              <w:t xml:space="preserve">1</w:t>
+            </w:r>
+            <w:r>
+              <w:rPr>
+                <w:rFonts w:ascii="Arial" w:hAnsi="Arial" w:cs="Arial"/>
+                <w:b w:val="0"/>
+                <w:i w:val="0"/>
+                <w:sz w:val="19"/>
+              </w:rPr>
+              <w:t xml:space="preserve">, confusion matrix</w:t>
             </w:r>
           </w:p>
         </w:tc>
@@ -3856,7 +4243,44 @@
           <w:i w:val="0"/>
           <w:sz w:val="22"/>
         </w:rPr>
-        <w:t>Benchmark CWRU (Case Western Reserve University) bearing dataset: 4 kondisi (healthy, inner race, outer race, ball fault), sekitar 10.000 sampel per kondisi, 21 fitur diekstrak dari gelombang mentah 50.000 titik. Random Forest 100 trees mencapai accuracy 98,5% dan F1=0,97 (macro-average), jauh mengungguli pendekatan rule-based (sekitar 75% akurasi).</w:t>
+        <w:t xml:space="preserve">Benchmark CWRU (Case Western Reserve University) bearing dataset: 4 kondisi (healthy, inner race, outer race, ball fault), sekitar 10.000 sampel per kondisi, 21 fitur diekstrak dari gelombang mentah 50.000 titik. Random Forest 100 trees mencapai accuracy 98,5% dan </w:t>
+      </w:r>
+      <w:r>
+        <w:rPr>
+          <w:rFonts w:ascii="Arial" w:hAnsi="Arial" w:cs="Arial"/>
+          <w:b w:val="0"/>
+          <w:i w:val="0"/>
+          <w:sz w:val="22"/>
+        </w:rPr>
+        <w:t xml:space="preserve">F</w:t>
+      </w:r>
+      <w:r>
+        <w:rPr>
+          <w:rFonts w:ascii="Arial" w:hAnsi="Arial" w:cs="Arial"/>
+          <w:b w:val="0"/>
+          <w:i w:val="0"/>
+          <w:sz w:val="22"/>
+          <w:vertAlign w:val="subscript"/>
+        </w:rPr>
+        <w:t xml:space="preserve">1</w:t>
+      </w:r>
+      <w:r>
+        <w:rPr>
+          <w:rFonts w:ascii="Arial" w:hAnsi="Arial" w:cs="Arial"/>
+          <w:b w:val="0"/>
+          <w:i w:val="0"/>
+          <w:sz w:val="22"/>
+        </w:rPr>
+        <w:t xml:space="preserve">=0,97 (macro-average), jauh mengungguli pendekatan rule-based (sekitar 75% akurasi).</w:t>
+      </w:r>
+      <w:r>
+        <w:rPr>
+          <w:rFonts w:ascii="Arial" w:hAnsi="Arial" w:cs="Arial"/>
+          <w:b w:val="0"/>
+          <w:i w:val="0"/>
+          <w:sz w:val="22"/>
+        </w:rPr>
+        <w:t xml:space="preserve"> Hubungan ini dirangkum dalam Persamaan (1).</w:t>
       </w:r>
     </w:p>
     <w:p>
@@ -3895,7 +4319,38 @@
           <w:color w:val="305496"/>
           <w:sz w:val="22"/>
         </w:rPr>
-        <w:t>P(y=1|x) = sigma(wᵀx+b)      sigma(z) = 1/(1+e^(-z))      cross-entropy loss      koefisien w = log-odds</w:t>
+        <w:t xml:space="preserve">P(y=1|x) = σ(wᵀx+b)      σ(z) = 1/(1+e</w:t>
+      </w:r>
+      <w:r>
+        <w:rPr>
+          <w:rFonts w:ascii="Arial" w:hAnsi="Arial" w:cs="Arial"/>
+          <w:b/>
+          <w:i/>
+          <w:color w:val="305496"/>
+          <w:sz w:val="22"/>
+          <w:vertAlign w:val="superscript"/>
+        </w:rPr>
+        <w:t xml:space="preserve">-z</w:t>
+      </w:r>
+      <w:r>
+        <w:rPr>
+          <w:rFonts w:ascii="Arial" w:hAnsi="Arial" w:cs="Arial"/>
+          <w:b/>
+          <w:i/>
+          <w:color w:val="305496"/>
+          <w:sz w:val="22"/>
+        </w:rPr>
+        <w:t xml:space="preserve">)      cross-entropy loss      koefisien w = log-odds</w:t>
+      </w:r>
+      <w:r>
+        <w:rPr>
+          <w:rFonts w:ascii="Arial" w:hAnsi="Arial" w:cs="Arial"/>
+          <w:b/>
+          <w:i/>
+          <w:color w:val="305496"/>
+          <w:sz w:val="22"/>
+        </w:rPr>
+        <w:t xml:space="preserve">   (1)</w:t>
       </w:r>
     </w:p>
     <w:p>
@@ -4716,7 +5171,128 @@
           <w:i w:val="0"/>
           <w:sz w:val="22"/>
         </w:rPr>
-        <w:t>Pada benchmark CWRU 4-kelas (21 fitur, 8000 train + 2000 test): Logistic Regression mencapai accuracy 86% dan F1=0,84; Random Forest (default) accuracy 98,5% dan F1=0,97; SVM RBF (C=10, gamma=scale) accuracy 97,2% dan F1=0,96; XGBoost (default) accuracy 98,8% dan F1=0,98. Logistic Regression tertinggal dari model non-linear, tetapi tetap menjadi baseline wajib karena kesederhanaan dan interpretabilitasnya.</w:t>
+        <w:t xml:space="preserve">Pada benchmark CWRU 4-kelas (21 fitur, 8000 train + 2000 test): Logistic Regression mencapai accuracy 86% dan </w:t>
+      </w:r>
+      <w:r>
+        <w:rPr>
+          <w:rFonts w:ascii="Arial" w:hAnsi="Arial" w:cs="Arial"/>
+          <w:b w:val="0"/>
+          <w:i w:val="0"/>
+          <w:sz w:val="22"/>
+        </w:rPr>
+        <w:t xml:space="preserve">F</w:t>
+      </w:r>
+      <w:r>
+        <w:rPr>
+          <w:rFonts w:ascii="Arial" w:hAnsi="Arial" w:cs="Arial"/>
+          <w:b w:val="0"/>
+          <w:i w:val="0"/>
+          <w:sz w:val="22"/>
+          <w:vertAlign w:val="subscript"/>
+        </w:rPr>
+        <w:t xml:space="preserve">1</w:t>
+      </w:r>
+      <w:r>
+        <w:rPr>
+          <w:rFonts w:ascii="Arial" w:hAnsi="Arial" w:cs="Arial"/>
+          <w:b w:val="0"/>
+          <w:i w:val="0"/>
+          <w:sz w:val="22"/>
+        </w:rPr>
+        <w:t xml:space="preserve">=0,84; Random Forest (default) accuracy 98,5% dan </w:t>
+      </w:r>
+      <w:r>
+        <w:rPr>
+          <w:rFonts w:ascii="Arial" w:hAnsi="Arial" w:cs="Arial"/>
+          <w:b w:val="0"/>
+          <w:i w:val="0"/>
+          <w:sz w:val="22"/>
+        </w:rPr>
+        <w:t xml:space="preserve">F</w:t>
+      </w:r>
+      <w:r>
+        <w:rPr>
+          <w:rFonts w:ascii="Arial" w:hAnsi="Arial" w:cs="Arial"/>
+          <w:b w:val="0"/>
+          <w:i w:val="0"/>
+          <w:sz w:val="22"/>
+          <w:vertAlign w:val="subscript"/>
+        </w:rPr>
+        <w:t xml:space="preserve">1</w:t>
+      </w:r>
+      <w:r>
+        <w:rPr>
+          <w:rFonts w:ascii="Arial" w:hAnsi="Arial" w:cs="Arial"/>
+          <w:b w:val="0"/>
+          <w:i w:val="0"/>
+          <w:sz w:val="22"/>
+        </w:rPr>
+        <w:t xml:space="preserve">=0,97; SVM RBF (C=10, γ=scale) accuracy 97,2% dan </w:t>
+      </w:r>
+      <w:r>
+        <w:rPr>
+          <w:rFonts w:ascii="Arial" w:hAnsi="Arial" w:cs="Arial"/>
+          <w:b w:val="0"/>
+          <w:i w:val="0"/>
+          <w:sz w:val="22"/>
+        </w:rPr>
+        <w:t xml:space="preserve">F</w:t>
+      </w:r>
+      <w:r>
+        <w:rPr>
+          <w:rFonts w:ascii="Arial" w:hAnsi="Arial" w:cs="Arial"/>
+          <w:b w:val="0"/>
+          <w:i w:val="0"/>
+          <w:sz w:val="22"/>
+          <w:vertAlign w:val="subscript"/>
+        </w:rPr>
+        <w:t xml:space="preserve">1</w:t>
+      </w:r>
+      <w:r>
+        <w:rPr>
+          <w:rFonts w:ascii="Arial" w:hAnsi="Arial" w:cs="Arial"/>
+          <w:b w:val="0"/>
+          <w:i w:val="0"/>
+          <w:sz w:val="22"/>
+        </w:rPr>
+        <w:t xml:space="preserve">=0,96; XGBoost (default) accuracy 98,8% dan </w:t>
+      </w:r>
+      <w:r>
+        <w:rPr>
+          <w:rFonts w:ascii="Arial" w:hAnsi="Arial" w:cs="Arial"/>
+          <w:b w:val="0"/>
+          <w:i w:val="0"/>
+          <w:sz w:val="22"/>
+        </w:rPr>
+        <w:t xml:space="preserve">F</w:t>
+      </w:r>
+      <w:r>
+        <w:rPr>
+          <w:rFonts w:ascii="Arial" w:hAnsi="Arial" w:cs="Arial"/>
+          <w:b w:val="0"/>
+          <w:i w:val="0"/>
+          <w:sz w:val="22"/>
+          <w:vertAlign w:val="subscript"/>
+        </w:rPr>
+        <w:t xml:space="preserve">1</w:t>
+      </w:r>
+      <w:r>
+        <w:rPr>
+          <w:rFonts w:ascii="Arial" w:hAnsi="Arial" w:cs="Arial"/>
+          <w:b w:val="0"/>
+          <w:i w:val="0"/>
+          <w:sz w:val="22"/>
+        </w:rPr>
+        <w:t xml:space="preserve">=0,98. Logistic Regression tertinggal dari model non-linear, tetapi tetap menjadi baseline wajib karena kesederhanaan dan interpretabilitasnya.</w:t>
+      </w:r>
+      <w:r>
+        <w:rPr>
+          <w:rFonts w:ascii="Arial" w:hAnsi="Arial" w:cs="Arial"/>
+          <w:b w:val="0"/>
+          <w:i w:val="0"/>
+          <w:sz w:val="22"/>
+        </w:rPr>
+        <w:t xml:space="preserve"> Bentuk ringkasnya dituliskan pada Persamaan (2).</w:t>
       </w:r>
     </w:p>
     <w:p>
@@ -4739,7 +5315,38 @@
           <w:color w:val="1F3864"/>
           <w:sz w:val="28"/>
         </w:rPr>
-        <w:t>EVALUASI DASAR: CONFUSION MATRIX, ACCURACY, PRECISION, RECALL &amp; F1-SCORE</w:t>
+        <w:t xml:space="preserve">EVALUASI DASAR: CONFUSION MATRIX, ACCURACY, PRECISION, RECALL &amp; </w:t>
+      </w:r>
+      <w:r>
+        <w:rPr>
+          <w:rFonts w:ascii="Arial" w:hAnsi="Arial" w:cs="Arial"/>
+          <w:b/>
+          <w:i w:val="0"/>
+          <w:color w:val="1F3864"/>
+          <w:sz w:val="28"/>
+        </w:rPr>
+        <w:t xml:space="preserve">F</w:t>
+      </w:r>
+      <w:r>
+        <w:rPr>
+          <w:rFonts w:ascii="Arial" w:hAnsi="Arial" w:cs="Arial"/>
+          <w:b/>
+          <w:i w:val="0"/>
+          <w:color w:val="1F3864"/>
+          <w:sz w:val="28"/>
+          <w:vertAlign w:val="subscript"/>
+        </w:rPr>
+        <w:t xml:space="preserve">1</w:t>
+      </w:r>
+      <w:r>
+        <w:rPr>
+          <w:rFonts w:ascii="Arial" w:hAnsi="Arial" w:cs="Arial"/>
+          <w:b/>
+          <w:i w:val="0"/>
+          <w:color w:val="1F3864"/>
+          <w:sz w:val="28"/>
+        </w:rPr>
+        <w:t xml:space="preserve">-SCORE</w:t>
       </w:r>
     </w:p>
     <w:p>
@@ -4755,7 +5362,48 @@
           <w:color w:val="305496"/>
           <w:sz w:val="22"/>
         </w:rPr>
-        <w:t>Confusion matrix 2x2: [[TN,FP],[FN,TP]]      Accuracy=(TP+TN)/N      Precision=TP/(TP+FP)      Recall=TP/(TP+FN)      F1=2PR/(P+R)</w:t>
+        <w:t xml:space="preserve">Confusion matrix 2x2: [[TN,FP],[FN,TP]]      Accuracy=(TP+TN)/N      Precision=TP/(TP+FP)      Recall=TP/(TP+FN)      </w:t>
+      </w:r>
+      <w:r>
+        <w:rPr>
+          <w:rFonts w:ascii="Arial" w:hAnsi="Arial" w:cs="Arial"/>
+          <w:b/>
+          <w:i/>
+          <w:color w:val="305496"/>
+          <w:sz w:val="22"/>
+        </w:rPr>
+        <w:t xml:space="preserve">F</w:t>
+      </w:r>
+      <w:r>
+        <w:rPr>
+          <w:rFonts w:ascii="Arial" w:hAnsi="Arial" w:cs="Arial"/>
+          <w:b/>
+          <w:i/>
+          <w:color w:val="305496"/>
+          <w:sz w:val="22"/>
+          <w:vertAlign w:val="subscript"/>
+        </w:rPr>
+        <w:t xml:space="preserve">1</w:t>
+      </w:r>
+      <w:r>
+        <w:rPr>
+          <w:rFonts w:ascii="Arial" w:hAnsi="Arial" w:cs="Arial"/>
+          <w:b/>
+          <w:i/>
+          <w:color w:val="305496"/>
+          <w:sz w:val="22"/>
+        </w:rPr>
+        <w:t xml:space="preserve">=2PR/(P+R)</w:t>
+      </w:r>
+      <w:r>
+        <w:rPr>
+          <w:rFonts w:ascii="Arial" w:hAnsi="Arial" w:cs="Arial"/>
+          <w:b/>
+          <w:i/>
+          <w:color w:val="305496"/>
+          <w:sz w:val="22"/>
+        </w:rPr>
+        <w:t xml:space="preserve">   (2)</w:t>
       </w:r>
     </w:p>
     <w:p>
@@ -4899,7 +5547,35 @@
           <w:i w:val="0"/>
           <w:sz w:val="22"/>
         </w:rPr>
-        <w:t>Gambar 5 membuktikan mengapa accuracy saja tidak cukup untuk data imbalanced: naive predictor yang selalu memprediksi "healthy" sudah mencapai accuracy 95% padahal gagal total mendeteksi fault (recall=0%). Precision, recall, dan F1-score memberi gambaran yang jauh lebih jujur tentang kinerja model pada kelas minoritas yang justru paling penting.</w:t>
+        <w:t xml:space="preserve">Gambar 5 membuktikan mengapa accuracy saja tidak cukup untuk data imbalanced: naive predictor yang selalu memprediksi "healthy" sudah mencapai accuracy 95% padahal gagal total mendeteksi fault (recall=0%). Precision, recall, dan </w:t>
+      </w:r>
+      <w:r>
+        <w:rPr>
+          <w:rFonts w:ascii="Arial" w:hAnsi="Arial" w:cs="Arial"/>
+          <w:b w:val="0"/>
+          <w:i w:val="0"/>
+          <w:sz w:val="22"/>
+        </w:rPr>
+        <w:t xml:space="preserve">F</w:t>
+      </w:r>
+      <w:r>
+        <w:rPr>
+          <w:rFonts w:ascii="Arial" w:hAnsi="Arial" w:cs="Arial"/>
+          <w:b w:val="0"/>
+          <w:i w:val="0"/>
+          <w:sz w:val="22"/>
+          <w:vertAlign w:val="subscript"/>
+        </w:rPr>
+        <w:t xml:space="preserve">1</w:t>
+      </w:r>
+      <w:r>
+        <w:rPr>
+          <w:rFonts w:ascii="Arial" w:hAnsi="Arial" w:cs="Arial"/>
+          <w:b w:val="0"/>
+          <w:i w:val="0"/>
+          <w:sz w:val="22"/>
+        </w:rPr>
+        <w:t xml:space="preserve">-score memberi gambaran yang jauh lebih jujur tentang kinerja model pada kelas minoritas yang justru paling penting.</w:t>
       </w:r>
     </w:p>
     <w:p>
@@ -6219,7 +6895,7 @@
           <w:color w:val="333333"/>
           <w:sz w:val="21"/>
         </w:rPr>
-        <w:t>Menerapkan fungsi sigmoid pada kombinasi linier fitur: P(y=1|x)=sigma(wTx+b), menghasilkan nilai 0-1</w:t>
+        <w:t xml:space="preserve">Menerapkan fungsi sigmoid pada kombinasi linier fitur: P(y=1|x)=σ(wTx+b), menghasilkan nilai 0-1</w:t>
       </w:r>
     </w:p>
     <w:p>
@@ -6555,7 +7231,38 @@
           <w:color w:val="333333"/>
           <w:sz w:val="21"/>
         </w:rPr>
-        <w:t>Menyesatkan! Recall=0% (semua fault missed). Untuk imbalanced data, accuracy tidak relevan, pakai F1-score, precision, recall, ROC-AUC</w:t>
+        <w:t xml:space="preserve">Menyesatkan! Recall=0% (semua fault missed). Untuk imbalanced data, accuracy tidak relevan, pakai </w:t>
+      </w:r>
+      <w:r>
+        <w:rPr>
+          <w:rFonts w:ascii="Arial" w:hAnsi="Arial" w:cs="Arial"/>
+          <w:b w:val="0"/>
+          <w:i w:val="0"/>
+          <w:color w:val="333333"/>
+          <w:sz w:val="21"/>
+        </w:rPr>
+        <w:t xml:space="preserve">F</w:t>
+      </w:r>
+      <w:r>
+        <w:rPr>
+          <w:rFonts w:ascii="Arial" w:hAnsi="Arial" w:cs="Arial"/>
+          <w:b w:val="0"/>
+          <w:i w:val="0"/>
+          <w:color w:val="333333"/>
+          <w:sz w:val="21"/>
+          <w:vertAlign w:val="subscript"/>
+        </w:rPr>
+        <w:t xml:space="preserve">1</w:t>
+      </w:r>
+      <w:r>
+        <w:rPr>
+          <w:rFonts w:ascii="Arial" w:hAnsi="Arial" w:cs="Arial"/>
+          <w:b w:val="0"/>
+          <w:i w:val="0"/>
+          <w:color w:val="333333"/>
+          <w:sz w:val="21"/>
+        </w:rPr>
+        <w:t xml:space="preserve">-score, precision, recall, ROC-AUC</w:t>
       </w:r>
     </w:p>
     <w:p>
@@ -6819,7 +7526,35 @@
           <w:i w:val="0"/>
           <w:sz w:val="22"/>
         </w:rPr>
-        <w:t>F1-score = 2.P.R/(P+R) berguna karena...</w:t>
+        <w:t xml:space="preserve"/>
+      </w:r>
+      <w:r>
+        <w:rPr>
+          <w:rFonts w:ascii="Arial" w:hAnsi="Arial" w:cs="Arial"/>
+          <w:b w:val="0"/>
+          <w:i w:val="0"/>
+          <w:sz w:val="22"/>
+        </w:rPr>
+        <w:t xml:space="preserve">F</w:t>
+      </w:r>
+      <w:r>
+        <w:rPr>
+          <w:rFonts w:ascii="Arial" w:hAnsi="Arial" w:cs="Arial"/>
+          <w:b w:val="0"/>
+          <w:i w:val="0"/>
+          <w:sz w:val="22"/>
+          <w:vertAlign w:val="subscript"/>
+        </w:rPr>
+        <w:t xml:space="preserve">1</w:t>
+      </w:r>
+      <w:r>
+        <w:rPr>
+          <w:rFonts w:ascii="Arial" w:hAnsi="Arial" w:cs="Arial"/>
+          <w:b w:val="0"/>
+          <w:i w:val="0"/>
+          <w:sz w:val="22"/>
+        </w:rPr>
+        <w:t xml:space="preserve">-score = 2.P.R/(P+R) berguna karena...</w:t>
       </w:r>
     </w:p>
     <w:p>
@@ -6927,7 +7662,38 @@
           <w:color w:val="333333"/>
           <w:sz w:val="21"/>
         </w:rPr>
-        <w:t>F1 = accuracy untuk binary classification</w:t>
+        <w:t xml:space="preserve"/>
+      </w:r>
+      <w:r>
+        <w:rPr>
+          <w:rFonts w:ascii="Arial" w:hAnsi="Arial" w:cs="Arial"/>
+          <w:b w:val="0"/>
+          <w:i w:val="0"/>
+          <w:color w:val="333333"/>
+          <w:sz w:val="21"/>
+        </w:rPr>
+        <w:t xml:space="preserve">F</w:t>
+      </w:r>
+      <w:r>
+        <w:rPr>
+          <w:rFonts w:ascii="Arial" w:hAnsi="Arial" w:cs="Arial"/>
+          <w:b w:val="0"/>
+          <w:i w:val="0"/>
+          <w:color w:val="333333"/>
+          <w:sz w:val="21"/>
+          <w:vertAlign w:val="subscript"/>
+        </w:rPr>
+        <w:t xml:space="preserve">1</w:t>
+      </w:r>
+      <w:r>
+        <w:rPr>
+          <w:rFonts w:ascii="Arial" w:hAnsi="Arial" w:cs="Arial"/>
+          <w:b w:val="0"/>
+          <w:i w:val="0"/>
+          <w:color w:val="333333"/>
+          <w:sz w:val="21"/>
+        </w:rPr>
+        <w:t xml:space="preserve"> = accuracy untuk binary classification</w:t>
       </w:r>
     </w:p>
     <w:p>
@@ -7498,7 +8264,35 @@
           <w:i w:val="0"/>
           <w:sz w:val="22"/>
         </w:rPr>
-        <w:t>Catatan: confusion matrix [[TN,FP],[FN,TP]]; accuracy=(TP+TN)/N; precision=TP/(TP+FP); recall=TP/(TP+FN); F1=2PR/(P+R).</w:t>
+        <w:t xml:space="preserve">Catatan: confusion matrix [[TN,FP],[FN,TP]]; accuracy=(TP+TN)/N; precision=TP/(TP+FP); recall=TP/(TP+FN); </w:t>
+      </w:r>
+      <w:r>
+        <w:rPr>
+          <w:rFonts w:ascii="Arial" w:hAnsi="Arial" w:cs="Arial"/>
+          <w:b w:val="0"/>
+          <w:i w:val="0"/>
+          <w:sz w:val="22"/>
+        </w:rPr>
+        <w:t xml:space="preserve">F</w:t>
+      </w:r>
+      <w:r>
+        <w:rPr>
+          <w:rFonts w:ascii="Arial" w:hAnsi="Arial" w:cs="Arial"/>
+          <w:b w:val="0"/>
+          <w:i w:val="0"/>
+          <w:sz w:val="22"/>
+          <w:vertAlign w:val="subscript"/>
+        </w:rPr>
+        <w:t xml:space="preserve">1</w:t>
+      </w:r>
+      <w:r>
+        <w:rPr>
+          <w:rFonts w:ascii="Arial" w:hAnsi="Arial" w:cs="Arial"/>
+          <w:b w:val="0"/>
+          <w:i w:val="0"/>
+          <w:sz w:val="22"/>
+        </w:rPr>
+        <w:t xml:space="preserve">=2PR/(P+R).</w:t>
       </w:r>
     </w:p>
     <w:p>
@@ -7702,7 +8496,35 @@
           <w:i w:val="0"/>
           <w:sz w:val="22"/>
         </w:rPr>
-        <w:t>Hitung F1-score dari precision=0,750 dan recall=0,600. Formula: 2.P.R/(P+R). Print desimal (3 digit).</w:t>
+        <w:t xml:space="preserve">Hitung </w:t>
+      </w:r>
+      <w:r>
+        <w:rPr>
+          <w:rFonts w:ascii="Arial" w:hAnsi="Arial" w:cs="Arial"/>
+          <w:b w:val="0"/>
+          <w:i w:val="0"/>
+          <w:sz w:val="22"/>
+        </w:rPr>
+        <w:t xml:space="preserve">F</w:t>
+      </w:r>
+      <w:r>
+        <w:rPr>
+          <w:rFonts w:ascii="Arial" w:hAnsi="Arial" w:cs="Arial"/>
+          <w:b w:val="0"/>
+          <w:i w:val="0"/>
+          <w:sz w:val="22"/>
+          <w:vertAlign w:val="subscript"/>
+        </w:rPr>
+        <w:t xml:space="preserve">1</w:t>
+      </w:r>
+      <w:r>
+        <w:rPr>
+          <w:rFonts w:ascii="Arial" w:hAnsi="Arial" w:cs="Arial"/>
+          <w:b w:val="0"/>
+          <w:i w:val="0"/>
+          <w:sz w:val="22"/>
+        </w:rPr>
+        <w:t xml:space="preserve">-score dari precision=0,750 dan recall=0,600. Formula: 2.P.R/(P+R). Print desimal (3 digit).</w:t>
       </w:r>
     </w:p>
     <w:p>
@@ -7738,7 +8560,38 @@
           <w:color w:val="333333"/>
           <w:sz w:val="21"/>
         </w:rPr>
-        <w:t>F1 = 2.P.R dibagi (P+R), harmonic mean precision dan recall. Substitusikan P dan R dari soal.</w:t>
+        <w:t xml:space="preserve"/>
+      </w:r>
+      <w:r>
+        <w:rPr>
+          <w:rFonts w:ascii="Arial" w:hAnsi="Arial" w:cs="Arial"/>
+          <w:b w:val="0"/>
+          <w:i w:val="0"/>
+          <w:color w:val="333333"/>
+          <w:sz w:val="21"/>
+        </w:rPr>
+        <w:t xml:space="preserve">F</w:t>
+      </w:r>
+      <w:r>
+        <w:rPr>
+          <w:rFonts w:ascii="Arial" w:hAnsi="Arial" w:cs="Arial"/>
+          <w:b w:val="0"/>
+          <w:i w:val="0"/>
+          <w:color w:val="333333"/>
+          <w:sz w:val="21"/>
+          <w:vertAlign w:val="subscript"/>
+        </w:rPr>
+        <w:t xml:space="preserve">1</w:t>
+      </w:r>
+      <w:r>
+        <w:rPr>
+          <w:rFonts w:ascii="Arial" w:hAnsi="Arial" w:cs="Arial"/>
+          <w:b w:val="0"/>
+          <w:i w:val="0"/>
+          <w:color w:val="333333"/>
+          <w:sz w:val="21"/>
+        </w:rPr>
+        <w:t xml:space="preserve"> = 2.P.R dibagi (P+R), harmonic mean precision dan recall. Substitusikan P dan R dari soal.</w:t>
       </w:r>
     </w:p>
     <w:p>
@@ -7918,7 +8771,7 @@
           <w:color w:val="333333"/>
           <w:sz w:val="21"/>
         </w:rPr>
-        <w:t>Dengan max_features='sqrt', jumlah fitur per split = akar(total fitur), dibulatkan. Substitusikan jumlah fitur dari soal.</w:t>
+        <w:t xml:space="preserve">Dengan max_features='sqrt', jumlah fitur per split = √(total fitur), dibulatkan. Substitusikan jumlah fitur dari soal.</w:t>
       </w:r>
     </w:p>
     <w:p>
@@ -8273,7 +9126,7 @@
           <w:i w:val="0"/>
           <w:sz w:val="22"/>
         </w:rPr>
-        <w:t>SVM RBF Pipeline + StandardScaler: dataset multi-skala (butuh scaling sebelum SVM). np.random.seed(42); n=250; X_h=np.random.randn(n,5)*10; X_f=np.random.randn(n,5)*10+5; X=np.vstack([X_h,X_f]); y=np.concatenate([np.zeros(n),np.ones(n)]). Bangun Pipeline([StandardScaler, SVC(kernel="rbf", C=1.0, gamma="scale", random_state=42)]). Split 75/25 stratified, train, print test accuracy (3 desimal).</w:t>
+        <w:t xml:space="preserve">SVM RBF Pipeline + StandardScaler: dataset multi-skala (butuh scaling sebelum SVM). np.random.seed(42); n=250; X_h=np.random.randn(n,5)·10; X_f=np.random.randn(n,5)·10+5; X=np.vstack([X_h,X_f]); y=np.concatenate([np.zeros(n),np.ones(n)]). Bangun Pipeline([StandardScaler, SVC(kernel="rbf", C=1.0, γ="scale", random_state=42)]). Split 75/25 stratified, train, print test accuracy (3 desimal).</w:t>
       </w:r>
     </w:p>
     <w:p>
@@ -8592,7 +9445,7 @@
           <w:i w:val="0"/>
           <w:sz w:val="22"/>
         </w:rPr>
-        <w:t>Nguyen, T. T., Phi, B. P., Tran, V. T., Nguyen, V.-T., &amp; Nguyen, V. T. T. (2025). Three-stage optimization of surface finish in WEDM of D2 tool steel via Taguchi design and ANOVA analysis. Metals, 15(6), 682.</w:t>
+        <w:t xml:space="preserve">Nguyen, T. T., Φ, B. P., Tran, V. T., Nguyen, V.-T., &amp; Nguyen, V. T. T. (2025). Three-stage optimization of surface finish in WEDM of D2 tool steel via Taguchi design and ANOVA analysis. Metals, 15(6), 682.</w:t>
       </w:r>
       <w:r>
         <w:rPr>

--- a/Optimalisasi-dan-Automasi/Modul-Word/Modul-13-Supervised-Learning-dan-Logistic-Regression.docx
+++ b/Optimalisasi-dan-Automasi/Modul-Word/Modul-13-Supervised-Learning-dan-Logistic-Regression.docx
@@ -2989,7 +2989,7 @@
           <w:color w:val="305496"/>
           <w:sz w:val="22"/>
         </w:rPr>
-        <w:t xml:space="preserve">X[n,d], y[n]      raw signal → 20+ fitur      train_test_split(X,y,0.2)      model.fit(X,y)·predict(</w:t>
+        <w:t xml:space="preserve">X[n,d], y[n]      raw signal → 20+ fitur      train_test_split(X,y,0.2)      model.fit(X,y).predict(</w:t>
       </w:r>
       <w:r>
         <w:rPr>
@@ -3691,63 +3691,7 @@
                 <w:i w:val="0"/>
                 <w:sz w:val="19"/>
               </w:rPr>
-              <w:t xml:space="preserve">model.fit(</w:t>
-            </w:r>
-            <w:r>
-              <w:rPr>
-                <w:rFonts w:ascii="Arial" w:hAnsi="Arial" w:cs="Arial"/>
-                <w:b w:val="0"/>
-                <w:i w:val="0"/>
-                <w:sz w:val="19"/>
-              </w:rPr>
-              <w:t xml:space="preserve">X</w:t>
-            </w:r>
-            <w:r>
-              <w:rPr>
-                <w:rFonts w:ascii="Arial" w:hAnsi="Arial" w:cs="Arial"/>
-                <w:b w:val="0"/>
-                <w:i w:val="0"/>
-                <w:sz w:val="19"/>
-                <w:vertAlign w:val="subscript"/>
-              </w:rPr>
-              <w:t xml:space="preserve">train</w:t>
-            </w:r>
-            <w:r>
-              <w:rPr>
-                <w:rFonts w:ascii="Arial" w:hAnsi="Arial" w:cs="Arial"/>
-                <w:b w:val="0"/>
-                <w:i w:val="0"/>
-                <w:sz w:val="19"/>
-              </w:rPr>
-              <w:t xml:space="preserve">, </w:t>
-            </w:r>
-            <w:r>
-              <w:rPr>
-                <w:rFonts w:ascii="Arial" w:hAnsi="Arial" w:cs="Arial"/>
-                <w:b w:val="0"/>
-                <w:i w:val="0"/>
-                <w:sz w:val="19"/>
-              </w:rPr>
-              <w:t xml:space="preserve">y</w:t>
-            </w:r>
-            <w:r>
-              <w:rPr>
-                <w:rFonts w:ascii="Arial" w:hAnsi="Arial" w:cs="Arial"/>
-                <w:b w:val="0"/>
-                <w:i w:val="0"/>
-                <w:sz w:val="19"/>
-                <w:vertAlign w:val="subscript"/>
-              </w:rPr>
-              <w:t xml:space="preserve">train</w:t>
-            </w:r>
-            <w:r>
-              <w:rPr>
-                <w:rFonts w:ascii="Arial" w:hAnsi="Arial" w:cs="Arial"/>
-                <w:b w:val="0"/>
-                <w:i w:val="0"/>
-                <w:sz w:val="19"/>
-              </w:rPr>
-              <w:t xml:space="preserve">)</w:t>
+              <w:t>model.fit(X_train, y_train)</w:t>
             </w:r>
           </w:p>
         </w:tc>
@@ -9126,7 +9070,7 @@
           <w:i w:val="0"/>
           <w:sz w:val="22"/>
         </w:rPr>
-        <w:t xml:space="preserve">SVM RBF Pipeline + StandardScaler: dataset multi-skala (butuh scaling sebelum SVM). np.random.seed(42); n=250; X_h=np.random.randn(n,5)·10; X_f=np.random.randn(n,5)·10+5; X=np.vstack([X_h,X_f]); y=np.concatenate([np.zeros(n),np.ones(n)]). Bangun Pipeline([StandardScaler, SVC(kernel="rbf", C=1.0, γ="scale", random_state=42)]). Split 75/25 stratified, train, print test accuracy (3 desimal).</w:t>
+        <w:t xml:space="preserve">SVM RBF Pipeline + StandardScaler: dataset multi-skala (butuh scaling sebelum SVM). np.random.seed(42); n=250; X_h=np.random.randn(n,5)*10; X_f=np.random.randn(n,5)*10+5; X=np.vstack([X_h,X_f]); y=np.concatenate([np.zeros(n),np.ones(n)]). Bangun Pipeline([StandardScaler, SVC(kernel="rbf", C=1.0, γ="scale", random_state=42)]). Split 75/25 stratified, train, print test accuracy (3 desimal).</w:t>
       </w:r>
     </w:p>
     <w:p>

--- a/Optimalisasi-dan-Automasi/Modul-Word/Modul-13-Supervised-Learning-dan-Logistic-Regression.docx
+++ b/Optimalisasi-dan-Automasi/Modul-Word/Modul-13-Supervised-Learning-dan-Logistic-Regression.docx
@@ -2952,6 +2952,15 @@
         </w:rPr>
         <w:t xml:space="preserve">-score.</w:t>
       </w:r>
+      <w:r>
+        <w:rPr>
+          <w:rFonts w:ascii="Arial" w:hAnsi="Arial" w:cs="Arial"/>
+          <w:b w:val="0"/>
+          <w:i w:val="0"/>
+          <w:sz w:val="22"/>
+        </w:rPr>
+        <w:t xml:space="preserve"> Hubungan ini dirangkum dalam Persamaan (1).</w:t>
+      </w:r>
     </w:p>
     <w:p>
       <w:pPr>
@@ -3021,6 +3030,16 @@
           <w:sz w:val="22"/>
         </w:rPr>
         <w:t xml:space="preserve">)</w:t>
+      </w:r>
+      <w:r>
+        <w:rPr>
+          <w:rFonts w:ascii="Arial" w:hAnsi="Arial" w:cs="Arial"/>
+          <w:b/>
+          <w:i/>
+          <w:color w:val="305496"/>
+          <w:sz w:val="22"/>
+        </w:rPr>
+        <w:t xml:space="preserve">   (1)</w:t>
       </w:r>
     </w:p>
     <w:p>
@@ -4224,7 +4243,7 @@
           <w:i w:val="0"/>
           <w:sz w:val="22"/>
         </w:rPr>
-        <w:t xml:space="preserve"> Hubungan ini dirangkum dalam Persamaan (1).</w:t>
+        <w:t xml:space="preserve"> Bentuk ringkasnya dituliskan pada Persamaan (2).</w:t>
       </w:r>
     </w:p>
     <w:p>
@@ -4294,7 +4313,7 @@
           <w:color w:val="305496"/>
           <w:sz w:val="22"/>
         </w:rPr>
-        <w:t xml:space="preserve">   (1)</w:t>
+        <w:t xml:space="preserve">   (2)</w:t>
       </w:r>
     </w:p>
     <w:p>
@@ -5236,7 +5255,7 @@
           <w:i w:val="0"/>
           <w:sz w:val="22"/>
         </w:rPr>
-        <w:t xml:space="preserve"> Bentuk ringkasnya dituliskan pada Persamaan (2).</w:t>
+        <w:t xml:space="preserve"> Persamaan (3) memadatkan aturan tersebut.</w:t>
       </w:r>
     </w:p>
     <w:p>
@@ -5347,7 +5366,7 @@
           <w:color w:val="305496"/>
           <w:sz w:val="22"/>
         </w:rPr>
-        <w:t xml:space="preserve">   (2)</w:t>
+        <w:t xml:space="preserve">   (3)</w:t>
       </w:r>
     </w:p>
     <w:p>

--- a/Optimalisasi-dan-Automasi/Modul-Word/Modul-13-Supervised-Learning-dan-Logistic-Regression.docx
+++ b/Optimalisasi-dan-Automasi/Modul-Word/Modul-13-Supervised-Learning-dan-Logistic-Regression.docx
@@ -2987,8 +2987,11 @@
     </w:p>
     <w:p>
       <w:pPr>
+        <w:tabs>
+          <w:tab w:val="center" w:pos="4393"/>
+          <w:tab w:val="right" w:pos="8787"/>
+        </w:tabs>
         <w:spacing w:before="40" w:after="120"/>
-        <w:jc w:val="center"/>
       </w:pPr>
       <w:r>
         <w:rPr>
@@ -2998,7 +3001,7 @@
           <w:color w:val="305496"/>
           <w:sz w:val="22"/>
         </w:rPr>
-        <w:t xml:space="preserve">X[n,d], y[n]      raw signal → 20+ fitur      train_test_split(X,y,0.2)      model.fit(X,y).predict(</w:t>
+        <w:tab/>
       </w:r>
       <w:r>
         <w:rPr>
@@ -3008,7 +3011,7 @@
           <w:color w:val="305496"/>
           <w:sz w:val="22"/>
         </w:rPr>
-        <w:t xml:space="preserve">X</w:t>
+        <w:t xml:space="preserve">X[n,d], y[n]      raw signal → 20+ fitur      train_test_split(X,y,0.2)      model.fit(X,y).predict(</w:t>
       </w:r>
       <w:r>
         <w:rPr>
@@ -3017,9 +3020,8 @@
           <w:i/>
           <w:color w:val="305496"/>
           <w:sz w:val="22"/>
-          <w:vertAlign w:val="subscript"/>
-        </w:rPr>
-        <w:t xml:space="preserve">baru</w:t>
+        </w:rPr>
+        <w:t xml:space="preserve">X</w:t>
       </w:r>
       <w:r>
         <w:rPr>
@@ -3028,8 +3030,9 @@
           <w:i/>
           <w:color w:val="305496"/>
           <w:sz w:val="22"/>
-        </w:rPr>
-        <w:t xml:space="preserve">)</w:t>
+          <w:vertAlign w:val="subscript"/>
+        </w:rPr>
+        <w:t xml:space="preserve">baru</w:t>
       </w:r>
       <w:r>
         <w:rPr>
@@ -3039,7 +3042,18 @@
           <w:color w:val="305496"/>
           <w:sz w:val="22"/>
         </w:rPr>
-        <w:t xml:space="preserve">   (1)</w:t>
+        <w:t xml:space="preserve">)</w:t>
+      </w:r>
+      <w:r>
+        <w:rPr>
+          <w:rFonts w:ascii="Arial" w:hAnsi="Arial" w:cs="Arial"/>
+          <w:b/>
+          <w:i/>
+          <w:color w:val="305496"/>
+          <w:sz w:val="22"/>
+        </w:rPr>
+        <w:tab/>
+        <w:t xml:space="preserve">(1)</w:t>
       </w:r>
     </w:p>
     <w:p>
@@ -4271,8 +4285,11 @@
     </w:p>
     <w:p>
       <w:pPr>
+        <w:tabs>
+          <w:tab w:val="center" w:pos="4393"/>
+          <w:tab w:val="right" w:pos="8787"/>
+        </w:tabs>
         <w:spacing w:before="40" w:after="120"/>
-        <w:jc w:val="center"/>
       </w:pPr>
       <w:r>
         <w:rPr>
@@ -4282,7 +4299,7 @@
           <w:color w:val="305496"/>
           <w:sz w:val="22"/>
         </w:rPr>
-        <w:t xml:space="preserve">P(y=1|x) = σ(wᵀx+b)      σ(z) = 1/(1+e</w:t>
+        <w:tab/>
       </w:r>
       <w:r>
         <w:rPr>
@@ -4291,9 +4308,8 @@
           <w:i/>
           <w:color w:val="305496"/>
           <w:sz w:val="22"/>
-          <w:vertAlign w:val="superscript"/>
-        </w:rPr>
-        <w:t xml:space="preserve">-z</w:t>
+        </w:rPr>
+        <w:t xml:space="preserve">P(y=1|x) = σ(wᵀx+b)      σ(z) = 1/(1+e</w:t>
       </w:r>
       <w:r>
         <w:rPr>
@@ -4302,8 +4318,9 @@
           <w:i/>
           <w:color w:val="305496"/>
           <w:sz w:val="22"/>
-        </w:rPr>
-        <w:t xml:space="preserve">)      cross-entropy loss      koefisien w = log-odds</w:t>
+          <w:vertAlign w:val="superscript"/>
+        </w:rPr>
+        <w:t xml:space="preserve">-z</w:t>
       </w:r>
       <w:r>
         <w:rPr>
@@ -4313,7 +4330,18 @@
           <w:color w:val="305496"/>
           <w:sz w:val="22"/>
         </w:rPr>
-        <w:t xml:space="preserve">   (2)</w:t>
+        <w:t xml:space="preserve">)      cross-entropy loss      koefisien w = log-odds</w:t>
+      </w:r>
+      <w:r>
+        <w:rPr>
+          <w:rFonts w:ascii="Arial" w:hAnsi="Arial" w:cs="Arial"/>
+          <w:b/>
+          <w:i/>
+          <w:color w:val="305496"/>
+          <w:sz w:val="22"/>
+        </w:rPr>
+        <w:tab/>
+        <w:t xml:space="preserve">(2)</w:t>
       </w:r>
     </w:p>
     <w:p>
@@ -5314,8 +5342,11 @@
     </w:p>
     <w:p>
       <w:pPr>
+        <w:tabs>
+          <w:tab w:val="center" w:pos="4393"/>
+          <w:tab w:val="right" w:pos="8787"/>
+        </w:tabs>
         <w:spacing w:before="40" w:after="120"/>
-        <w:jc w:val="center"/>
       </w:pPr>
       <w:r>
         <w:rPr>
@@ -5325,7 +5356,7 @@
           <w:color w:val="305496"/>
           <w:sz w:val="22"/>
         </w:rPr>
-        <w:t xml:space="preserve">Confusion matrix 2x2: [[TN,FP],[FN,TP]]      Accuracy=(TP+TN)/N      Precision=TP/(TP+FP)      Recall=TP/(TP+FN)      </w:t>
+        <w:tab/>
       </w:r>
       <w:r>
         <w:rPr>
@@ -5335,7 +5366,7 @@
           <w:color w:val="305496"/>
           <w:sz w:val="22"/>
         </w:rPr>
-        <w:t xml:space="preserve">F</w:t>
+        <w:t xml:space="preserve">Confusion matrix 2x2: [[TN,FP],[FN,TP]]      Accuracy=(TP+TN)/N      Precision=TP/(TP+FP)      Recall=TP/(TP+FN)      </w:t>
       </w:r>
       <w:r>
         <w:rPr>
@@ -5344,9 +5375,8 @@
           <w:i/>
           <w:color w:val="305496"/>
           <w:sz w:val="22"/>
-          <w:vertAlign w:val="subscript"/>
-        </w:rPr>
-        <w:t xml:space="preserve">1</w:t>
+        </w:rPr>
+        <w:t xml:space="preserve">F</w:t>
       </w:r>
       <w:r>
         <w:rPr>
@@ -5355,8 +5385,9 @@
           <w:i/>
           <w:color w:val="305496"/>
           <w:sz w:val="22"/>
-        </w:rPr>
-        <w:t xml:space="preserve">=2PR/(P+R)</w:t>
+          <w:vertAlign w:val="subscript"/>
+        </w:rPr>
+        <w:t xml:space="preserve">1</w:t>
       </w:r>
       <w:r>
         <w:rPr>
@@ -5366,7 +5397,18 @@
           <w:color w:val="305496"/>
           <w:sz w:val="22"/>
         </w:rPr>
-        <w:t xml:space="preserve">   (3)</w:t>
+        <w:t xml:space="preserve">=2PR/(P+R)</w:t>
+      </w:r>
+      <w:r>
+        <w:rPr>
+          <w:rFonts w:ascii="Arial" w:hAnsi="Arial" w:cs="Arial"/>
+          <w:b/>
+          <w:i/>
+          <w:color w:val="305496"/>
+          <w:sz w:val="22"/>
+        </w:rPr>
+        <w:tab/>
+        <w:t xml:space="preserve">(3)</w:t>
       </w:r>
     </w:p>
     <w:p>

--- a/Optimalisasi-dan-Automasi/Modul-Word/Modul-13-Supervised-Learning-dan-Logistic-Regression.docx
+++ b/Optimalisasi-dan-Automasi/Modul-Word/Modul-13-Supervised-Learning-dan-Logistic-Regression.docx
@@ -2673,45 +2673,65 @@
     <w:p>
       <w:pPr>
         <w:pBdr>
-          <w:top w:val="single" w:sz="8" w:space="6" w:color="2E9E6B"/>
-          <w:left w:val="single" w:sz="8" w:space="6" w:color="2E9E6B"/>
-          <w:bottom w:val="single" w:sz="8" w:space="6" w:color="2E9E6B"/>
-          <w:right w:val="single" w:sz="8" w:space="6" w:color="2E9E6B"/>
+          <w:top w:val="single" w:sz="6" w:space="10" w:color="BFE3D0"/>
+          <w:left w:val="single" w:sz="24" w:space="12" w:color="1F7A55"/>
+          <w:bottom w:val="single" w:sz="6" w:space="10" w:color="BFE3D0"/>
+          <w:right w:val="single" w:sz="6" w:space="10" w:color="BFE3D0"/>
         </w:pBdr>
-        <w:shd w:val="clear" w:fill="EAF7F0"/>
-        <w:spacing w:before="80" w:after="240"/>
-      </w:pPr>
-      <w:r>
-        <w:rPr>
-          <w:rFonts w:ascii="Arial" w:hAnsi="Arial" w:cs="Arial"/>
-          <w:b/>
-          <w:i w:val="0"/>
-          <w:color w:val="1F3864"/>
-          <w:sz w:val="21"/>
-        </w:rPr>
-        <w:t xml:space="preserve">🔗 Modul Interaktif: </w:t>
+        <w:shd w:val="clear" w:fill="F1FAF5"/>
+        <w:spacing w:before="140" w:after="60" w:line="264" w:lineRule="auto"/>
+        <w:ind w:left="170" w:right="170"/>
+        <w:jc w:val="left"/>
+      </w:pPr>
+      <w:r>
+        <w:rPr>
+          <w:rFonts w:ascii="Arial" w:hAnsi="Arial" w:cs="Arial"/>
+          <w:b/>
+          <w:i w:val="0"/>
+          <w:color w:val="1F7A55"/>
+          <w:sz w:val="17"/>
+          <w:spacing w:val="30"/>
+        </w:rPr>
+        <w:t xml:space="preserve">🔗 MODUL INTERAKTIF</w:t>
+      </w:r>
+      <w:r>
+        <w:br/>
       </w:r>
       <w:hyperlink r:id="rId19">
         <w:r>
           <w:rPr>
             <w:rFonts w:ascii="Arial" w:hAnsi="Arial" w:cs="Arial"/>
-            <w:sz w:val="22"/>
+            <w:b/>
             <w:color w:val="0563C1"/>
+            <w:sz w:val="20"/>
             <w:u w:val="single"/>
-            <w:b/>
           </w:rPr>
           <w:t xml:space="preserve">https://dedik-romahadi.github.io/Mechanical-Engineering-Courses/Optimalisasi-dan-Automasi/Modul/Modul-13.html</w:t>
         </w:r>
       </w:hyperlink>
-      <w:r>
-        <w:rPr>
-          <w:rFonts w:ascii="Arial" w:hAnsi="Arial" w:cs="Arial"/>
-          <w:b w:val="0"/>
-          <w:i w:val="0"/>
-          <w:color w:val="333333"/>
-          <w:sz w:val="20"/>
-        </w:rPr>
-        <w:t>. Pada layar masuk, pilih tombol “👁️ Mode Preview (Tanpa Login)” untuk melihat modul lengkap (animasi, kalkulator interaktif, editor kode Python langsung di browser) tanpa perlu akun. Soal pada Mode Preview bersifat tampilan saja; jawaban benar/salah dan poin tidak aktif.</w:t>
+    </w:p>
+    <w:p>
+      <w:pPr>
+        <w:pBdr>
+          <w:top w:val="single" w:sz="6" w:space="10" w:color="BFE3D0"/>
+          <w:left w:val="single" w:sz="24" w:space="12" w:color="1F7A55"/>
+          <w:bottom w:val="single" w:sz="6" w:space="10" w:color="BFE3D0"/>
+          <w:right w:val="single" w:sz="6" w:space="10" w:color="BFE3D0"/>
+        </w:pBdr>
+        <w:shd w:val="clear" w:fill="F1FAF5"/>
+        <w:spacing w:before="0" w:after="140" w:line="264" w:lineRule="auto"/>
+        <w:ind w:left="170" w:right="170"/>
+        <w:jc w:val="left"/>
+      </w:pPr>
+      <w:r>
+        <w:rPr>
+          <w:rFonts w:ascii="Arial" w:hAnsi="Arial" w:cs="Arial"/>
+          <w:b w:val="0"/>
+          <w:i w:val="0"/>
+          <w:color w:val="44525F"/>
+          <w:sz w:val="19"/>
+        </w:rPr>
+        <w:t xml:space="preserve">Pada layar masuk, pilih tombol “👁️ Mode Preview (Tanpa Login)” untuk melihat modul lengkap (animasi, kalkulator interaktif, editor kode Python langsung di browser) tanpa perlu akun. Soal pada Mode Preview bersifat tampilan saja; jawaban benar/salah dan poin tidak aktif.</w:t>
       </w:r>
     </w:p>
     <w:p>
